--- a/en/index.docx
+++ b/en/index.docx
@@ -119,38 +119,13 @@
         <w:pStyle w:val="FirstParagraph"/>
       </w:pPr>
       <w:r>
-        <w:t xml:space="preserve">The information in this chapter should provide the reader with a brief overview of what this standard is intended for. Information about the following matters may be helpful here.</w:t>
-      </w:r>
-    </w:p>
-    <w:p>
-      <w:pPr>
-        <w:pStyle w:val="Textkrper"/>
-      </w:pPr>
-      <w:r>
-        <w:t xml:space="preserve">Example: This repo is supposed to harmonize pipelines for semantic web projects.</w:t>
+        <w:t xml:space="preserve">The information in this chapter should provide the reader with a brief overview of what this standard is intended for.</w:t>
       </w:r>
       <w:r>
         <w:t xml:space="preserve"> </w:t>
       </w:r>
       <w:r>
-        <w:t xml:space="preserve">Berners-Lee et al. (</w:t>
-      </w:r>
-      <w:hyperlink w:anchor="ref-berners2023semantic">
-        <w:r>
-          <w:rPr>
-            <w:rStyle w:val="Hyperlink"/>
-          </w:rPr>
-          <w:t xml:space="preserve">2023</w:t>
-        </w:r>
-      </w:hyperlink>
-      <w:r>
-        <w:t xml:space="preserve">)</w:t>
-      </w:r>
-      <w:r>
-        <w:t xml:space="preserve"> </w:t>
-      </w:r>
-      <w:r>
-        <w:t xml:space="preserve">envisioned the semantic web as an internet of data compared to an internet of documents.</w:t>
+        <w:t xml:space="preserve">Information about the following matters may be helpful here.</w:t>
       </w:r>
     </w:p>
     <w:bookmarkEnd w:id="25"/>
@@ -3030,7 +3005,7 @@
       </w:r>
     </w:p>
     <w:bookmarkEnd w:id="51"/>
-    <w:bookmarkStart w:id="56" w:name="annex-a---references"/>
+    <w:bookmarkStart w:id="55" w:name="annex-a---references"/>
     <w:p>
       <w:pPr>
         <w:pStyle w:val="berschrift1"/>
@@ -3039,43 +3014,8 @@
         <w:t xml:space="preserve">Annex A - References</w:t>
       </w:r>
     </w:p>
-    <w:bookmarkStart w:id="55" w:name="refs"/>
-    <w:bookmarkStart w:id="52" w:name="ref-berners2023semantic"/>
-    <w:p>
-      <w:pPr>
-        <w:pStyle w:val="Bibliography"/>
-      </w:pPr>
-      <w:r>
-        <w:t xml:space="preserve">Berners-Lee, Tim, James Hendler, and Ora Lassila. 2023.</w:t>
-      </w:r>
-      <w:r>
-        <w:t xml:space="preserve"> </w:t>
-      </w:r>
-      <w:r>
-        <w:t xml:space="preserve">“The Semantic Web: A New Form of Web Content That Is Meaningful to Computers Will Unleash a Revolution of New Possibilities.”</w:t>
-      </w:r>
-      <w:r>
-        <w:t xml:space="preserve"> </w:t>
-      </w:r>
-      <w:r>
-        <w:t xml:space="preserve">In</w:t>
-      </w:r>
-      <w:r>
-        <w:t xml:space="preserve"> </w:t>
-      </w:r>
-      <w:r>
-        <w:rPr>
-          <w:i/>
-          <w:iCs/>
-        </w:rPr>
-        <w:t xml:space="preserve">Linking the World’s Information: Essays on Tim Berners-Lee’s Invention of the World Wide Web</w:t>
-      </w:r>
-      <w:r>
-        <w:t xml:space="preserve">.</w:t>
-      </w:r>
-    </w:p>
-    <w:bookmarkEnd w:id="52"/>
-    <w:bookmarkStart w:id="53" w:name="ref-glimm2014hermit"/>
+    <w:bookmarkStart w:id="54" w:name="refs"/>
+    <w:bookmarkStart w:id="52" w:name="ref-glimm2014hermit"/>
     <w:p>
       <w:pPr>
         <w:pStyle w:val="Bibliography"/>
@@ -3106,8 +3046,8 @@
         <w:t xml:space="preserve">53 (3): 245–69.</w:t>
       </w:r>
     </w:p>
-    <w:bookmarkEnd w:id="53"/>
-    <w:bookmarkStart w:id="54" w:name="ref-jackson2019robot"/>
+    <w:bookmarkEnd w:id="52"/>
+    <w:bookmarkStart w:id="53" w:name="ref-jackson2019robot"/>
     <w:p>
       <w:pPr>
         <w:pStyle w:val="Bibliography"/>
@@ -3138,10 +3078,10 @@
         <w:t xml:space="preserve">20 (1): 407.</w:t>
       </w:r>
     </w:p>
+    <w:bookmarkEnd w:id="53"/>
     <w:bookmarkEnd w:id="54"/>
     <w:bookmarkEnd w:id="55"/>
-    <w:bookmarkEnd w:id="56"/>
-    <w:bookmarkStart w:id="57" w:name="annex-b---cooperation-verification"/>
+    <w:bookmarkStart w:id="56" w:name="annex-b---cooperation-verification"/>
     <w:p>
       <w:pPr>
         <w:pStyle w:val="berschrift1"/>
@@ -3150,8 +3090,8 @@
         <w:t xml:space="preserve">Annex B - Cooperation &amp; Verification</w:t>
       </w:r>
     </w:p>
-    <w:bookmarkEnd w:id="57"/>
-    <w:bookmarkStart w:id="58" w:name="annex-c---abbreviations-and-glossary"/>
+    <w:bookmarkEnd w:id="56"/>
+    <w:bookmarkStart w:id="57" w:name="annex-c---abbreviations-and-glossary"/>
     <w:p>
       <w:pPr>
         <w:pStyle w:val="berschrift1"/>
@@ -3160,8 +3100,8 @@
         <w:t xml:space="preserve">Annex C - Abbreviations and Glossary</w:t>
       </w:r>
     </w:p>
-    <w:bookmarkEnd w:id="58"/>
-    <w:bookmarkStart w:id="59" w:name="Xdaf56cf52464e71101c3791c2a0436e4470615f"/>
+    <w:bookmarkEnd w:id="57"/>
+    <w:bookmarkStart w:id="58" w:name="Xdaf56cf52464e71101c3791c2a0436e4470615f"/>
     <w:p>
       <w:pPr>
         <w:pStyle w:val="berschrift1"/>
@@ -3170,8 +3110,8 @@
         <w:t xml:space="preserve">Annex D - Changes in comparison to previous version</w:t>
       </w:r>
     </w:p>
-    <w:bookmarkEnd w:id="59"/>
-    <w:bookmarkStart w:id="60" w:name="annex-e---table-of-figures"/>
+    <w:bookmarkEnd w:id="58"/>
+    <w:bookmarkStart w:id="59" w:name="annex-e---table-of-figures"/>
     <w:p>
       <w:pPr>
         <w:pStyle w:val="berschrift1"/>
@@ -3180,8 +3120,8 @@
         <w:t xml:space="preserve">Annex E - Table of figures</w:t>
       </w:r>
     </w:p>
-    <w:bookmarkEnd w:id="60"/>
-    <w:bookmarkStart w:id="61" w:name="annex-f---table-of-tables"/>
+    <w:bookmarkEnd w:id="59"/>
+    <w:bookmarkStart w:id="60" w:name="annex-f---table-of-tables"/>
     <w:p>
       <w:pPr>
         <w:pStyle w:val="berschrift1"/>
@@ -3190,7 +3130,7 @@
         <w:t xml:space="preserve">Annex F - Table of tables</w:t>
       </w:r>
     </w:p>
-    <w:bookmarkEnd w:id="61"/>
+    <w:bookmarkEnd w:id="60"/>
     <w:sectPr>
       <w:headerReference r:id="rId13" w:type="default"/>
       <w:footerReference r:id="rId14" w:type="default"/>

--- a/en/index.docx
+++ b/en/index.docx
@@ -334,6 +334,14 @@
         <w:pStyle w:val="FirstParagraph"/>
       </w:pPr>
       <w:r>
+        <w:t xml:space="preserve">A musical category in the Chinook dataset.</w:t>
+      </w:r>
+    </w:p>
+    <w:p>
+      <w:pPr>
+        <w:pStyle w:val="Textkrper"/>
+      </w:pPr>
+      <w:r>
         <w:rPr>
           <w:b/>
           <w:bCs/>
@@ -603,6 +611,14 @@
     <w:p>
       <w:pPr>
         <w:pStyle w:val="FirstParagraph"/>
+      </w:pPr>
+      <w:r>
+        <w:t xml:space="preserve">A purchase receipt in the Chinook dataset.</w:t>
+      </w:r>
+    </w:p>
+    <w:p>
+      <w:pPr>
+        <w:pStyle w:val="Textkrper"/>
       </w:pPr>
       <w:r>
         <w:rPr>
@@ -801,7 +817,7 @@
                       <w:b/>
                       <w:bCs/>
                     </w:rPr>
-                    <w:t xml:space="preserve">Total Payment Due</w:t>
+                    <w:t xml:space="preserve">Total payment due</w:t>
                   </w:r>
                   <w:r>
                     <w:t xml:space="preserve">: An invoice must define a total payment due as a schema:QuantitativeValue.</w:t>
@@ -870,7 +886,7 @@
                       <w:b/>
                       <w:bCs/>
                     </w:rPr>
-                    <w:t xml:space="preserve">Has Part</w:t>
+                    <w:t xml:space="preserve">Has part</w:t>
                   </w:r>
                   <w:r>
                     <w:t xml:space="preserve">: An invoice must have at least one line item (OrderItem).</w:t>
@@ -929,7 +945,16 @@
                 <w:p>
                   <w:pPr>
                     <w:pStyle w:val="Compact"/>
-                  </w:pPr>
+                    <w:jc w:val="left"/>
+                    <w:jc w:val="center"/>
+                  </w:pPr>
+                  <w:r>
+                    <w:rPr>
+                      <w:b/>
+                      <w:bCs/>
+                    </w:rPr>
+                    <w:t xml:space="preserve">Date created</w:t>
+                  </w:r>
                 </w:p>
               </w:tc>
               <w:tc>
@@ -997,6 +1022,14 @@
     <w:p>
       <w:pPr>
         <w:pStyle w:val="FirstParagraph"/>
+      </w:pPr>
+      <w:r>
+        <w:t xml:space="preserve">A collection of tracks in the Chinook dataset.</w:t>
+      </w:r>
+    </w:p>
+    <w:p>
+      <w:pPr>
+        <w:pStyle w:val="Textkrper"/>
       </w:pPr>
       <w:r>
         <w:rPr>
@@ -1284,6 +1317,14 @@
         <w:pStyle w:val="FirstParagraph"/>
       </w:pPr>
       <w:r>
+        <w:t xml:space="preserve">A single music track in the Chinook dataset.</w:t>
+      </w:r>
+    </w:p>
+    <w:p>
+      <w:pPr>
+        <w:pStyle w:val="Textkrper"/>
+      </w:pPr>
+      <w:r>
         <w:rPr>
           <w:b/>
           <w:bCs/>
@@ -1539,7 +1580,19 @@
                 <w:p>
                   <w:pPr>
                     <w:pStyle w:val="Compact"/>
-                  </w:pPr>
+                    <w:jc w:val="left"/>
+                    <w:jc w:val="center"/>
+                  </w:pPr>
+                  <w:r>
+                    <w:rPr>
+                      <w:b/>
+                      <w:bCs/>
+                    </w:rPr>
+                    <w:t xml:space="preserve">Author</w:t>
+                  </w:r>
+                  <w:r>
+                    <w:t xml:space="preserve">: The person or group who wrote the track.</w:t>
+                  </w:r>
                 </w:p>
               </w:tc>
               <w:tc>
@@ -1721,7 +1774,16 @@
                 <w:p>
                   <w:pPr>
                     <w:pStyle w:val="Compact"/>
-                  </w:pPr>
+                    <w:jc w:val="left"/>
+                    <w:jc w:val="center"/>
+                  </w:pPr>
+                  <w:r>
+                    <w:rPr>
+                      <w:b/>
+                      <w:bCs/>
+                    </w:rPr>
+                    <w:t xml:space="preserve">Content Size</w:t>
+                  </w:r>
                 </w:p>
               </w:tc>
               <w:tc>
@@ -1791,6 +1853,14 @@
     <w:p>
       <w:pPr>
         <w:pStyle w:val="FirstParagraph"/>
+      </w:pPr>
+      <w:r>
+        <w:t xml:space="preserve">A company or organization in the Chinook dataset.</w:t>
+      </w:r>
+    </w:p>
+    <w:p>
+      <w:pPr>
+        <w:pStyle w:val="Textkrper"/>
       </w:pPr>
       <w:r>
         <w:rPr>
@@ -2389,7 +2459,16 @@
                 <w:p>
                   <w:pPr>
                     <w:pStyle w:val="Compact"/>
-                  </w:pPr>
+                    <w:jc w:val="left"/>
+                    <w:jc w:val="center"/>
+                  </w:pPr>
+                  <w:r>
+                    <w:rPr>
+                      <w:b/>
+                      <w:bCs/>
+                    </w:rPr>
+                    <w:t xml:space="preserve">Address</w:t>
+                  </w:r>
                 </w:p>
               </w:tc>
               <w:tc>
@@ -2448,7 +2527,14 @@
                     <w:jc w:val="center"/>
                   </w:pPr>
                   <w:r>
-                    <w:t xml:space="preserve">An employee can report to another person.</w:t>
+                    <w:rPr>
+                      <w:b/>
+                      <w:bCs/>
+                    </w:rPr>
+                    <w:t xml:space="preserve">Works for</w:t>
+                  </w:r>
+                  <w:r>
+                    <w:t xml:space="preserve">: An employee can report to another person.</w:t>
                   </w:r>
                 </w:p>
               </w:tc>
@@ -2656,6 +2742,14 @@
     <w:p>
       <w:pPr>
         <w:pStyle w:val="FirstParagraph"/>
+      </w:pPr>
+      <w:r>
+        <w:t xml:space="preserve">A numerical value with an associated unit.</w:t>
+      </w:r>
+    </w:p>
+    <w:p>
+      <w:pPr>
+        <w:pStyle w:val="Textkrper"/>
       </w:pPr>
       <w:r>
         <w:rPr>

--- a/en/index.docx
+++ b/en/index.docx
@@ -53,7 +53,7 @@
         <w:p>
           <w:r>
             <w:fldChar w:fldCharType="begin" w:dirty="true"/>
-            <w:instrText xml:space="preserve">TOC \o "1-3" \h \z \u</w:instrText>
+            <w:instrText xml:space="preserve">TOC \o "1-2" \h \z \u</w:instrText>
             <w:fldChar w:fldCharType="separate"/>
             <w:fldChar w:fldCharType="end"/>
           </w:r>
@@ -84,7 +84,7 @@
         <w:pStyle w:val="berschrift1"/>
       </w:pPr>
       <w:r>
-        <w:t xml:space="preserve">Introduction</w:t>
+        <w:t xml:space="preserve">1. Introduction</w:t>
       </w:r>
     </w:p>
     <w:bookmarkStart w:id="24" w:name="status"/>
@@ -93,7 +93,7 @@
         <w:pStyle w:val="berschrift2"/>
       </w:pPr>
       <w:r>
-        <w:t xml:space="preserve">Status</w:t>
+        <w:t xml:space="preserve">1.1 Status</w:t>
       </w:r>
     </w:p>
     <w:p>
@@ -111,7 +111,7 @@
         <w:pStyle w:val="berschrift2"/>
       </w:pPr>
       <w:r>
-        <w:t xml:space="preserve">Scope of application</w:t>
+        <w:t xml:space="preserve">1.2 Scope of application</w:t>
       </w:r>
     </w:p>
     <w:p>
@@ -135,7 +135,7 @@
         <w:pStyle w:val="berschrift2"/>
       </w:pPr>
       <w:r>
-        <w:t xml:space="preserve">We can have sub-headings</w:t>
+        <w:t xml:space="preserve">1.3 We can have sub-headings</w:t>
       </w:r>
     </w:p>
     <w:p>
@@ -152,7 +152,7 @@
         <w:pStyle w:val="berschrift3"/>
       </w:pPr>
       <w:r>
-        <w:t xml:space="preserve">Also sub-sub-headings</w:t>
+        <w:t xml:space="preserve">1.3.1 Also sub-sub-headings</w:t>
       </w:r>
     </w:p>
     <w:p>
@@ -259,7 +259,7 @@
         <w:pStyle w:val="berschrift1"/>
       </w:pPr>
       <w:r>
-        <w:t xml:space="preserve">Technical notes</w:t>
+        <w:t xml:space="preserve">2. Technical notes</w:t>
       </w:r>
     </w:p>
     <w:p>
@@ -317,7 +317,7 @@
         <w:pStyle w:val="berschrift1"/>
       </w:pPr>
       <w:r>
-        <w:t xml:space="preserve">Data Model</w:t>
+        <w:t xml:space="preserve">3. Data Model</w:t>
       </w:r>
     </w:p>
     <w:bookmarkStart w:id="35" w:name="sec-genre"/>
@@ -326,7 +326,7 @@
         <w:pStyle w:val="berschrift2"/>
       </w:pPr>
       <w:r>
-        <w:t xml:space="preserve">Genre</w:t>
+        <w:t xml:space="preserve">3.1 Genre</w:t>
       </w:r>
     </w:p>
     <w:p>
@@ -605,7 +605,7 @@
         <w:pStyle w:val="berschrift2"/>
       </w:pPr>
       <w:r>
-        <w:t xml:space="preserve">Invoice</w:t>
+        <w:t xml:space="preserve">3.2 Invoice</w:t>
       </w:r>
     </w:p>
     <w:p>
@@ -1016,7 +1016,7 @@
         <w:pStyle w:val="berschrift2"/>
       </w:pPr>
       <w:r>
-        <w:t xml:space="preserve">Music album</w:t>
+        <w:t xml:space="preserve">3.3 Music album</w:t>
       </w:r>
     </w:p>
     <w:p>
@@ -1309,7 +1309,7 @@
         <w:pStyle w:val="berschrift2"/>
       </w:pPr>
       <w:r>
-        <w:t xml:space="preserve">Music Recording</w:t>
+        <w:t xml:space="preserve">3.4 Music Recording</w:t>
       </w:r>
     </w:p>
     <w:p>
@@ -1847,7 +1847,7 @@
         <w:pStyle w:val="berschrift2"/>
       </w:pPr>
       <w:r>
-        <w:t xml:space="preserve">Organisation</w:t>
+        <w:t xml:space="preserve">3.5 Organisation</w:t>
       </w:r>
     </w:p>
     <w:p>
@@ -2056,7 +2056,7 @@
         <w:pStyle w:val="berschrift2"/>
       </w:pPr>
       <w:r>
-        <w:t xml:space="preserve">Person</w:t>
+        <w:t xml:space="preserve">3.6 Person</w:t>
       </w:r>
     </w:p>
     <w:p>
@@ -2736,7 +2736,7 @@
         <w:pStyle w:val="berschrift2"/>
       </w:pPr>
       <w:r>
-        <w:t xml:space="preserve">Quantitative Value</w:t>
+        <w:t xml:space="preserve">3.7 Quantitative Value</w:t>
       </w:r>
     </w:p>
     <w:p>
@@ -3005,7 +3005,7 @@
         <w:pStyle w:val="berschrift1"/>
       </w:pPr>
       <w:r>
-        <w:t xml:space="preserve">Safety considerations</w:t>
+        <w:t xml:space="preserve">4. Safety considerations</w:t>
       </w:r>
     </w:p>
     <w:p>
@@ -3023,7 +3023,7 @@
         <w:pStyle w:val="berschrift1"/>
       </w:pPr>
       <w:r>
-        <w:t xml:space="preserve">Disclaimer</w:t>
+        <w:t xml:space="preserve">5. Disclaimer</w:t>
       </w:r>
     </w:p>
     <w:p>
@@ -3065,7 +3065,7 @@
         <w:pStyle w:val="berschrift1"/>
       </w:pPr>
       <w:r>
-        <w:t xml:space="preserve">Copyrights</w:t>
+        <w:t xml:space="preserve">6. Copyrights</w:t>
       </w:r>
     </w:p>
     <w:p>
@@ -3105,7 +3105,7 @@
         <w:pStyle w:val="berschrift1"/>
       </w:pPr>
       <w:r>
-        <w:t xml:space="preserve">Annex A - References</w:t>
+        <w:t xml:space="preserve">7. Annex A - References</w:t>
       </w:r>
     </w:p>
     <w:bookmarkStart w:id="54" w:name="refs"/>
@@ -3181,7 +3181,7 @@
         <w:pStyle w:val="berschrift1"/>
       </w:pPr>
       <w:r>
-        <w:t xml:space="preserve">Annex B - Cooperation &amp; Verification</w:t>
+        <w:t xml:space="preserve">8. Annex B - Cooperation &amp; Verification</w:t>
       </w:r>
     </w:p>
     <w:bookmarkEnd w:id="56"/>
@@ -3191,7 +3191,7 @@
         <w:pStyle w:val="berschrift1"/>
       </w:pPr>
       <w:r>
-        <w:t xml:space="preserve">Annex C - Abbreviations and Glossary</w:t>
+        <w:t xml:space="preserve">9. Annex C - Abbreviations and Glossary</w:t>
       </w:r>
     </w:p>
     <w:bookmarkEnd w:id="57"/>
@@ -3201,7 +3201,7 @@
         <w:pStyle w:val="berschrift1"/>
       </w:pPr>
       <w:r>
-        <w:t xml:space="preserve">Annex D - Changes in comparison to previous version</w:t>
+        <w:t xml:space="preserve">10. Annex D - Changes in comparison to previous version</w:t>
       </w:r>
     </w:p>
     <w:bookmarkEnd w:id="58"/>
@@ -3211,7 +3211,7 @@
         <w:pStyle w:val="berschrift1"/>
       </w:pPr>
       <w:r>
-        <w:t xml:space="preserve">Annex E - Table of figures</w:t>
+        <w:t xml:space="preserve">11. Annex E - Table of figures</w:t>
       </w:r>
     </w:p>
     <w:bookmarkEnd w:id="59"/>
@@ -3221,7 +3221,7 @@
         <w:pStyle w:val="berschrift1"/>
       </w:pPr>
       <w:r>
-        <w:t xml:space="preserve">Annex F - Table of tables</w:t>
+        <w:t xml:space="preserve">12. Annex F - Table of tables</w:t>
       </w:r>
     </w:p>
     <w:bookmarkEnd w:id="60"/>

--- a/en/index.docx
+++ b/en/index.docx
@@ -382,7 +382,7 @@
               <w:pStyle w:val="ImageCaption"/>
             </w:pPr>
             <w:r>
-              <w:t xml:space="preserve">Table 1: Genre properties</w:t>
+              <w:t xml:space="preserve">Table 1: properties Genre</w:t>
             </w:r>
           </w:p>
           <w:tbl>
@@ -393,10 +393,10 @@
               <w:tblLook w:firstRow="1" w:lastRow="0" w:firstColumn="0" w:lastColumn="0" w:noHBand="0" w:noVBand="0" w:val="0020"/>
             </w:tblPr>
             <w:tblGrid>
+              <w:gridCol w:w="3168"/>
               <w:gridCol w:w="1980"/>
               <w:gridCol w:w="1980"/>
-              <w:gridCol w:w="1980"/>
-              <w:gridCol w:w="1980"/>
+              <w:gridCol w:w="792"/>
             </w:tblGrid>
             <w:tr>
               <w:trPr>
@@ -556,7 +556,7 @@
                   <w:hyperlink w:anchor="sec-genre">
                     <w:r>
                       <w:rPr>
-                        <w:rStyle w:val="Hyperlink"/>
+                        <w:rStyle w:val="VerbatimChar"/>
                       </w:rPr>
                       <w:t xml:space="preserve">:Genre</w:t>
                     </w:r>
@@ -661,7 +661,7 @@
               <w:pStyle w:val="ImageCaption"/>
             </w:pPr>
             <w:r>
-              <w:t xml:space="preserve">Table 2: Invoice properties</w:t>
+              <w:t xml:space="preserve">Table 2: properties Invoice</w:t>
             </w:r>
           </w:p>
           <w:tbl>
@@ -672,10 +672,10 @@
               <w:tblLook w:firstRow="1" w:lastRow="0" w:firstColumn="0" w:lastColumn="0" w:noHBand="0" w:noVBand="0" w:val="0020"/>
             </w:tblPr>
             <w:tblGrid>
+              <w:gridCol w:w="3168"/>
               <w:gridCol w:w="1980"/>
               <w:gridCol w:w="1980"/>
-              <w:gridCol w:w="1980"/>
-              <w:gridCol w:w="1980"/>
+              <w:gridCol w:w="792"/>
             </w:tblGrid>
             <w:tr>
               <w:trPr>
@@ -782,7 +782,7 @@
                   <w:hyperlink w:anchor="sec-person">
                     <w:r>
                       <w:rPr>
-                        <w:rStyle w:val="Hyperlink"/>
+                        <w:rStyle w:val="VerbatimChar"/>
                       </w:rPr>
                       <w:t xml:space="preserve">schema:Person</w:t>
                     </w:r>
@@ -851,7 +851,7 @@
                   <w:hyperlink w:anchor="sec-quantitative-value">
                     <w:r>
                       <w:rPr>
-                        <w:rStyle w:val="Hyperlink"/>
+                        <w:rStyle w:val="VerbatimChar"/>
                       </w:rPr>
                       <w:t xml:space="preserve">schema:QuantitativeValue</w:t>
                     </w:r>
@@ -1072,7 +1072,7 @@
               <w:pStyle w:val="ImageCaption"/>
             </w:pPr>
             <w:r>
-              <w:t xml:space="preserve">Table 3: Music album properties</w:t>
+              <w:t xml:space="preserve">Table 3: properties Music album</w:t>
             </w:r>
           </w:p>
           <w:tbl>
@@ -1083,10 +1083,10 @@
               <w:tblLook w:firstRow="1" w:lastRow="0" w:firstColumn="0" w:lastColumn="0" w:noHBand="0" w:noVBand="0" w:val="0020"/>
             </w:tblPr>
             <w:tblGrid>
+              <w:gridCol w:w="3168"/>
               <w:gridCol w:w="1980"/>
               <w:gridCol w:w="1980"/>
-              <w:gridCol w:w="1980"/>
-              <w:gridCol w:w="1980"/>
+              <w:gridCol w:w="792"/>
             </w:tblGrid>
             <w:tr>
               <w:trPr>
@@ -1260,7 +1260,7 @@
                   <w:hyperlink w:anchor="sec-person">
                     <w:r>
                       <w:rPr>
-                        <w:rStyle w:val="Hyperlink"/>
+                        <w:rStyle w:val="VerbatimChar"/>
                       </w:rPr>
                       <w:t xml:space="preserve">schema:Person</w:t>
                     </w:r>
@@ -1365,7 +1365,7 @@
               <w:pStyle w:val="ImageCaption"/>
             </w:pPr>
             <w:r>
-              <w:t xml:space="preserve">Table 4: Music Recording properties</w:t>
+              <w:t xml:space="preserve">Table 4: properties Music Recording</w:t>
             </w:r>
           </w:p>
           <w:tbl>
@@ -1376,10 +1376,10 @@
               <w:tblLook w:firstRow="1" w:lastRow="0" w:firstColumn="0" w:lastColumn="0" w:noHBand="0" w:noVBand="0" w:val="0020"/>
             </w:tblPr>
             <w:tblGrid>
+              <w:gridCol w:w="3168"/>
               <w:gridCol w:w="1980"/>
               <w:gridCol w:w="1980"/>
-              <w:gridCol w:w="1980"/>
-              <w:gridCol w:w="1980"/>
+              <w:gridCol w:w="792"/>
             </w:tblGrid>
             <w:tr>
               <w:trPr>
@@ -1553,7 +1553,7 @@
                   <w:hyperlink w:anchor="sec-music-album">
                     <w:r>
                       <w:rPr>
-                        <w:rStyle w:val="Hyperlink"/>
+                        <w:rStyle w:val="VerbatimChar"/>
                       </w:rPr>
                       <w:t xml:space="preserve">schema:MusicAlbum</w:t>
                     </w:r>
@@ -1678,7 +1678,7 @@
                   <w:hyperlink w:anchor="sec-genre">
                     <w:r>
                       <w:rPr>
-                        <w:rStyle w:val="Hyperlink"/>
+                        <w:rStyle w:val="VerbatimChar"/>
                       </w:rPr>
                       <w:t xml:space="preserve">:Genre</w:t>
                     </w:r>
@@ -1747,7 +1747,7 @@
                   <w:hyperlink w:anchor="sec-quantitative-value">
                     <w:r>
                       <w:rPr>
-                        <w:rStyle w:val="Hyperlink"/>
+                        <w:rStyle w:val="VerbatimChar"/>
                       </w:rPr>
                       <w:t xml:space="preserve">schema:QuantitativeValue</w:t>
                     </w:r>
@@ -1813,7 +1813,7 @@
                   <w:hyperlink w:anchor="sec-quantitative-value">
                     <w:r>
                       <w:rPr>
-                        <w:rStyle w:val="Hyperlink"/>
+                        <w:rStyle w:val="VerbatimChar"/>
                       </w:rPr>
                       <w:t xml:space="preserve">schema:QuantitativeValue</w:t>
                     </w:r>
@@ -1903,7 +1903,7 @@
               <w:pStyle w:val="ImageCaption"/>
             </w:pPr>
             <w:r>
-              <w:t xml:space="preserve">Table 5: Organisation properties</w:t>
+              <w:t xml:space="preserve">Table 5: properties Organisation</w:t>
             </w:r>
           </w:p>
           <w:tbl>
@@ -1914,10 +1914,10 @@
               <w:tblLook w:firstRow="1" w:lastRow="0" w:firstColumn="0" w:lastColumn="0" w:noHBand="0" w:noVBand="0" w:val="0020"/>
             </w:tblPr>
             <w:tblGrid>
+              <w:gridCol w:w="3168"/>
               <w:gridCol w:w="1980"/>
               <w:gridCol w:w="1980"/>
-              <w:gridCol w:w="1980"/>
-              <w:gridCol w:w="1980"/>
+              <w:gridCol w:w="792"/>
             </w:tblGrid>
             <w:tr>
               <w:trPr>
@@ -2112,7 +2112,7 @@
               <w:pStyle w:val="ImageCaption"/>
             </w:pPr>
             <w:r>
-              <w:t xml:space="preserve">Table 6: Person properties</w:t>
+              <w:t xml:space="preserve">Table 6: properties Person</w:t>
             </w:r>
           </w:p>
           <w:tbl>
@@ -2123,10 +2123,10 @@
               <w:tblLook w:firstRow="1" w:lastRow="0" w:firstColumn="0" w:lastColumn="0" w:noHBand="0" w:noVBand="0" w:val="0020"/>
             </w:tblPr>
             <w:tblGrid>
+              <w:gridCol w:w="3168"/>
               <w:gridCol w:w="1980"/>
               <w:gridCol w:w="1980"/>
-              <w:gridCol w:w="1980"/>
-              <w:gridCol w:w="1980"/>
+              <w:gridCol w:w="792"/>
             </w:tblGrid>
             <w:tr>
               <w:trPr>
@@ -2565,7 +2565,7 @@
                   <w:hyperlink w:anchor="sec-person">
                     <w:r>
                       <w:rPr>
-                        <w:rStyle w:val="Hyperlink"/>
+                        <w:rStyle w:val="VerbatimChar"/>
                       </w:rPr>
                       <w:t xml:space="preserve">schema:Person</w:t>
                     </w:r>
@@ -2702,7 +2702,7 @@
                   <w:hyperlink w:anchor="sec-person">
                     <w:r>
                       <w:rPr>
-                        <w:rStyle w:val="Hyperlink"/>
+                        <w:rStyle w:val="VerbatimChar"/>
                       </w:rPr>
                       <w:t xml:space="preserve">schema:Person</w:t>
                     </w:r>
@@ -2792,7 +2792,7 @@
               <w:pStyle w:val="ImageCaption"/>
             </w:pPr>
             <w:r>
-              <w:t xml:space="preserve">Table 7: Quantitative Value properties</w:t>
+              <w:t xml:space="preserve">Table 7: properties Quantitative Value</w:t>
             </w:r>
           </w:p>
           <w:tbl>
@@ -2803,10 +2803,10 @@
               <w:tblLook w:firstRow="1" w:lastRow="0" w:firstColumn="0" w:lastColumn="0" w:noHBand="0" w:noVBand="0" w:val="0020"/>
             </w:tblPr>
             <w:tblGrid>
+              <w:gridCol w:w="3168"/>
               <w:gridCol w:w="1980"/>
               <w:gridCol w:w="1980"/>
-              <w:gridCol w:w="1980"/>
-              <w:gridCol w:w="1980"/>
+              <w:gridCol w:w="792"/>
             </w:tblGrid>
             <w:tr>
               <w:trPr>

--- a/en/index.docx
+++ b/en/index.docx
@@ -15,7 +15,7 @@
         <w:pStyle w:val="Date"/>
       </w:pPr>
       <w:r>
-        <w:t xml:space="preserve">August 12, 2026</w:t>
+        <w:t xml:space="preserve">August 13, 2026</w:t>
       </w:r>
     </w:p>
     <w:p>
@@ -78,7 +78,7 @@
       </w:r>
     </w:p>
     <w:bookmarkEnd w:id="23"/>
-    <w:bookmarkStart w:id="32" w:name="introduction"/>
+    <w:bookmarkStart w:id="32" w:name="sec-introduction"/>
     <w:p>
       <w:pPr>
         <w:pStyle w:val="berschrift1"/>
@@ -87,7 +87,7 @@
         <w:t xml:space="preserve">1. Introduction</w:t>
       </w:r>
     </w:p>
-    <w:bookmarkStart w:id="24" w:name="status"/>
+    <w:bookmarkStart w:id="24" w:name="sec-status"/>
     <w:p>
       <w:pPr>
         <w:pStyle w:val="berschrift2"/>
@@ -105,7 +105,7 @@
       </w:r>
     </w:p>
     <w:bookmarkEnd w:id="24"/>
-    <w:bookmarkStart w:id="25" w:name="scope-of-application"/>
+    <w:bookmarkStart w:id="25" w:name="sec-scope-of-application"/>
     <w:p>
       <w:pPr>
         <w:pStyle w:val="berschrift2"/>
@@ -129,7 +129,7 @@
       </w:r>
     </w:p>
     <w:bookmarkEnd w:id="25"/>
-    <w:bookmarkStart w:id="31" w:name="we-can-have-sub-headings"/>
+    <w:bookmarkStart w:id="31" w:name="sec-example-subheading"/>
     <w:p>
       <w:pPr>
         <w:pStyle w:val="berschrift2"/>
@@ -146,7 +146,7 @@
         <w:t xml:space="preserve">And write some text.</w:t>
       </w:r>
     </w:p>
-    <w:bookmarkStart w:id="30" w:name="also-sub-sub-headings"/>
+    <w:bookmarkStart w:id="30" w:name="sec-example-subsubheading"/>
     <w:p>
       <w:pPr>
         <w:pStyle w:val="berschrift3"/>
@@ -253,7 +253,7 @@
     <w:bookmarkEnd w:id="30"/>
     <w:bookmarkEnd w:id="31"/>
     <w:bookmarkEnd w:id="32"/>
-    <w:bookmarkStart w:id="33" w:name="technical-notes"/>
+    <w:bookmarkStart w:id="33" w:name="sec-technical-notes"/>
     <w:p>
       <w:pPr>
         <w:pStyle w:val="berschrift1"/>
@@ -311,7 +311,7 @@
       </w:r>
     </w:p>
     <w:bookmarkEnd w:id="33"/>
-    <w:bookmarkStart w:id="48" w:name="data-model"/>
+    <w:bookmarkStart w:id="48" w:name="sec-data-model"/>
     <w:p>
       <w:pPr>
         <w:pStyle w:val="berschrift1"/>
@@ -2999,13 +2999,13 @@
     </w:tbl>
     <w:bookmarkEnd w:id="47"/>
     <w:bookmarkEnd w:id="48"/>
-    <w:bookmarkStart w:id="49" w:name="safety-considerations"/>
+    <w:bookmarkStart w:id="51" w:name="sec-data-retrieval"/>
     <w:p>
       <w:pPr>
         <w:pStyle w:val="berschrift1"/>
       </w:pPr>
       <w:r>
-        <w:t xml:space="preserve">4. Safety considerations</w:t>
+        <w:t xml:space="preserve">4. Data Retrieval</w:t>
       </w:r>
     </w:p>
     <w:p>
@@ -3013,25 +3013,60 @@
         <w:pStyle w:val="FirstParagraph"/>
       </w:pPr>
       <w:r>
-        <w:t xml:space="preserve">Information about the explicitly relevant legal bases or a note that during the implementation the rele-vant legal bases must be observed.</w:t>
-      </w:r>
-    </w:p>
-    <w:bookmarkEnd w:id="49"/>
-    <w:bookmarkStart w:id="50" w:name="disclaimer"/>
-    <w:p>
-      <w:pPr>
-        <w:pStyle w:val="berschrift1"/>
-      </w:pPr>
-      <w:r>
-        <w:t xml:space="preserve">5. Disclaimer</w:t>
+        <w:t xml:space="preserve">The master and reference data underlying this document are available as</w:t>
+      </w:r>
+      <w:r>
+        <w:t xml:space="preserve"> </w:t>
+      </w:r>
+      <w:r>
+        <w:rPr>
+          <w:i/>
+          <w:iCs/>
+        </w:rPr>
+        <w:t xml:space="preserve">Linked Data</w:t>
+      </w:r>
+      <w:r>
+        <w:t xml:space="preserve">.</w:t>
       </w:r>
     </w:p>
     <w:p>
       <w:pPr>
-        <w:pStyle w:val="FirstParagraph"/>
-      </w:pPr>
-      <w:r>
-        <w:t xml:space="preserve">eCH-standards which the registered association eCH provides the user free of charge or which make reference to eCH shall only have the status of recommendations. The registered association eCH will not be liable in any event for any decisions made or measures taken by the user based on these documents. The user will be responsible for verifying the documents himself prior to their use and to seek advice if required. eCH-standards can and shall not replace the technical, organizational or legal advice in the individual case.</w:t>
+        <w:pStyle w:val="Textkrper"/>
+      </w:pPr>
+      <w:r>
+        <w:t xml:space="preserve">The technological basis for this is the</w:t>
+      </w:r>
+      <w:r>
+        <w:t xml:space="preserve"> </w:t>
+      </w:r>
+      <w:hyperlink r:id="rId49">
+        <w:r>
+          <w:rPr>
+            <w:rStyle w:val="Hyperlink"/>
+          </w:rPr>
+          <w:t xml:space="preserve">Resource Description Framework (RDF)</w:t>
+        </w:r>
+      </w:hyperlink>
+      <w:r>
+        <w:t xml:space="preserve">, a central standard of the World Wide Web Consortium (W3C) for modeling data structures on the web.</w:t>
+      </w:r>
+      <w:r>
+        <w:t xml:space="preserve"> </w:t>
+      </w:r>
+      <w:r>
+        <w:t xml:space="preserve">In RDF, information is not represented in classic tables, but as interconnected graphs.</w:t>
+      </w:r>
+      <w:r>
+        <w:t xml:space="preserve"> </w:t>
+      </w:r>
+      <w:r>
+        <w:t xml:space="preserve">Each statement consists of a so-called triple (subject, predicate, object).</w:t>
+      </w:r>
+      <w:r>
+        <w:t xml:space="preserve"> </w:t>
+      </w:r>
+      <w:r>
+        <w:t xml:space="preserve">This structure enables a machine-readable, interoperable, and cross-system unambiguous description of resources and their relations to one another.</w:t>
       </w:r>
     </w:p>
     <w:p>
@@ -3039,7 +3074,43 @@
         <w:pStyle w:val="Textkrper"/>
       </w:pPr>
       <w:r>
-        <w:t xml:space="preserve">Documents, procedures, methods, products and standards that are made reference to in eCH-standards are possibly protected by trademarks, copyrights or patents. It is the exclusive responsibil-ity of the user to obtain the necessary licences from the entitled persons and/or organizations.</w:t>
+        <w:t xml:space="preserve">For the storage and publication of this RDF data,</w:t>
+      </w:r>
+      <w:r>
+        <w:t xml:space="preserve"> </w:t>
+      </w:r>
+      <w:hyperlink r:id="rId50">
+        <w:r>
+          <w:rPr>
+            <w:rStyle w:val="Hyperlink"/>
+          </w:rPr>
+          <w:t xml:space="preserve">LINDAS</w:t>
+        </w:r>
+      </w:hyperlink>
+      <w:r>
+        <w:t xml:space="preserve"> </w:t>
+      </w:r>
+      <w:r>
+        <w:t xml:space="preserve">(Linked Data Service) is used, the official Linked Data service of the Swiss Federal Administration.</w:t>
+      </w:r>
+      <w:r>
+        <w:t xml:space="preserve"> </w:t>
+      </w:r>
+      <w:r>
+        <w:t xml:space="preserve">LINDAS functions as a so-called</w:t>
+      </w:r>
+      <w:r>
+        <w:t xml:space="preserve"> </w:t>
+      </w:r>
+      <w:r>
+        <w:rPr>
+          <w:i/>
+          <w:iCs/>
+        </w:rPr>
+        <w:t xml:space="preserve">triple store</w:t>
+      </w:r>
+      <w:r>
+        <w:t xml:space="preserve">, a specialized graph database optimized for the efficient storage and querying of RDF triples, which makes the data publicly available via a standardized interface.</w:t>
       </w:r>
     </w:p>
     <w:p>
@@ -3047,25 +3118,81 @@
         <w:pStyle w:val="Textkrper"/>
       </w:pPr>
       <w:r>
-        <w:t xml:space="preserve">Although the registered association eCH has taken adequate care to prepare the eCH-standards with due diligence, it cannot grant any warranty or guarantee that the information and documents provided are up-to-date, complete, true or without any errors. eCH reserves the right to change the contents of the eCH-standards at any time and without prior announcement.</w:t>
+        <w:t xml:space="preserve">The following chapter provides minimal instructions on how the data can be queried and retrieved from LINDAS.</w:t>
       </w:r>
     </w:p>
     <w:p>
       <w:pPr>
-        <w:pStyle w:val="Textkrper"/>
-      </w:pPr>
-      <w:r>
-        <w:t xml:space="preserve">Any liability for damage caused by the use of the eCH-standards by the user shall be excluded to the extent legally admissible.</w:t>
-      </w:r>
-    </w:p>
-    <w:bookmarkEnd w:id="50"/>
-    <w:bookmarkStart w:id="51" w:name="copyrights"/>
-    <w:p>
-      <w:pPr>
-        <w:pStyle w:val="berschrift1"/>
-      </w:pPr>
-      <w:r>
-        <w:t xml:space="preserve">6. Copyrights</w:t>
+        <w:pStyle w:val="SourceCode"/>
+      </w:pPr>
+      <w:r>
+        <w:rPr>
+          <w:rStyle w:val="VerbatimChar"/>
+        </w:rPr>
+        <w:t xml:space="preserve">BASE &lt;https://example.org/&gt;</w:t>
+      </w:r>
+      <w:r>
+        <w:br/>
+      </w:r>
+      <w:r>
+        <w:rPr>
+          <w:rStyle w:val="VerbatimChar"/>
+        </w:rPr>
+        <w:t xml:space="preserve">PREFIX schema: &lt;http://schema.org/&gt;</w:t>
+      </w:r>
+      <w:r>
+        <w:br/>
+      </w:r>
+      <w:r>
+        <w:rPr>
+          <w:rStyle w:val="VerbatimChar"/>
+        </w:rPr>
+        <w:t xml:space="preserve">SELECT *</w:t>
+      </w:r>
+      <w:r>
+        <w:br/>
+      </w:r>
+      <w:r>
+        <w:rPr>
+          <w:rStyle w:val="VerbatimChar"/>
+        </w:rPr>
+        <w:t xml:space="preserve">WHERE {</w:t>
+      </w:r>
+      <w:r>
+        <w:br/>
+      </w:r>
+      <w:r>
+        <w:rPr>
+          <w:rStyle w:val="VerbatimChar"/>
+        </w:rPr>
+        <w:t xml:space="preserve">    ?genre a &lt;Genre&gt; ;</w:t>
+      </w:r>
+      <w:r>
+        <w:br/>
+      </w:r>
+      <w:r>
+        <w:rPr>
+          <w:rStyle w:val="VerbatimChar"/>
+        </w:rPr>
+        <w:t xml:space="preserve">        schema:name ?name .</w:t>
+      </w:r>
+      <w:r>
+        <w:br/>
+      </w:r>
+      <w:r>
+        <w:rPr>
+          <w:rStyle w:val="VerbatimChar"/>
+        </w:rPr>
+        <w:t xml:space="preserve">}</w:t>
+      </w:r>
+      <w:r>
+        <w:br/>
+      </w:r>
+      <w:r>
+        <w:rPr>
+          <w:rStyle w:val="VerbatimChar"/>
+        </w:rPr>
+        <w:t xml:space="preserve">LIMIT 10</w:t>
       </w:r>
     </w:p>
     <w:p>
@@ -3073,22 +3200,201 @@
         <w:pStyle w:val="FirstParagraph"/>
       </w:pPr>
       <w:r>
-        <w:t xml:space="preserve">Persons preparing eCH-standards shall remain the owners of their intellectual property rights. These persons, however, obligate themselves to provide their intellectual property rights or other rights in third party intellectual property rights, to the extent possible, to the relevant technical units and the registered association eCH for free and for unlimited use and further development as part of the purpose of the association.</w:t>
+        <w:t xml:space="preserve">The underlying data itself is maintained on GitHub as Turtle files.</w:t>
       </w:r>
     </w:p>
     <w:p>
       <w:pPr>
-        <w:pStyle w:val="Textkrper"/>
-      </w:pPr>
-      <w:r>
-        <w:t xml:space="preserve">The standards prepared by the technical units can be used, distributed and developed further for free and to an unlimited extent by stating the name of the respective author of eCH.</w:t>
+        <w:pStyle w:val="SourceCode"/>
+      </w:pPr>
+      <w:r>
+        <w:rPr>
+          <w:rStyle w:val="VerbatimChar"/>
+        </w:rPr>
+        <w:t xml:space="preserve">@base &lt;http://example.org/&gt; .</w:t>
+      </w:r>
+      <w:r>
+        <w:br/>
+      </w:r>
+      <w:r>
+        <w:rPr>
+          <w:rStyle w:val="VerbatimChar"/>
+        </w:rPr>
+        <w:t xml:space="preserve">@prefix genre: &lt;http://example.org/genre/&gt; .</w:t>
+      </w:r>
+      <w:r>
+        <w:br/>
+      </w:r>
+      <w:r>
+        <w:rPr>
+          <w:rStyle w:val="VerbatimChar"/>
+        </w:rPr>
+        <w:t xml:space="preserve">@prefix schema: &lt;http://schema.org/&gt; .</w:t>
+      </w:r>
+      <w:r>
+        <w:br/>
+      </w:r>
+      <w:r>
+        <w:br/>
+      </w:r>
+      <w:r>
+        <w:rPr>
+          <w:rStyle w:val="VerbatimChar"/>
+        </w:rPr>
+        <w:t xml:space="preserve">genre:1 a &lt;Genre&gt; ;</w:t>
+      </w:r>
+      <w:r>
+        <w:br/>
+      </w:r>
+      <w:r>
+        <w:rPr>
+          <w:rStyle w:val="VerbatimChar"/>
+        </w:rPr>
+        <w:t xml:space="preserve">    schema:name "Rock" .</w:t>
+      </w:r>
+      <w:r>
+        <w:br/>
+      </w:r>
+      <w:r>
+        <w:br/>
+      </w:r>
+      <w:r>
+        <w:rPr>
+          <w:rStyle w:val="VerbatimChar"/>
+        </w:rPr>
+        <w:t xml:space="preserve">genre:2 a &lt;Genre&gt; ;</w:t>
+      </w:r>
+      <w:r>
+        <w:br/>
+      </w:r>
+      <w:r>
+        <w:rPr>
+          <w:rStyle w:val="VerbatimChar"/>
+        </w:rPr>
+        <w:t xml:space="preserve">    schema:name "Jazz" .</w:t>
+      </w:r>
+      <w:r>
+        <w:br/>
+      </w:r>
+      <w:r>
+        <w:br/>
+      </w:r>
+      <w:r>
+        <w:rPr>
+          <w:rStyle w:val="VerbatimChar"/>
+        </w:rPr>
+        <w:t xml:space="preserve">genre:3 a &lt;Genre&gt; ;</w:t>
+      </w:r>
+      <w:r>
+        <w:br/>
+      </w:r>
+      <w:r>
+        <w:rPr>
+          <w:rStyle w:val="VerbatimChar"/>
+        </w:rPr>
+        <w:t xml:space="preserve">    schema:name "Metal" ;</w:t>
+      </w:r>
+      <w:r>
+        <w:br/>
+      </w:r>
+      <w:r>
+        <w:rPr>
+          <w:rStyle w:val="VerbatimChar"/>
+        </w:rPr>
+        <w:t xml:space="preserve">    schema:partOf genre:1 .</w:t>
+      </w:r>
+    </w:p>
+    <w:bookmarkEnd w:id="51"/>
+    <w:bookmarkStart w:id="52" w:name="sec-safety-consideration"/>
+    <w:p>
+      <w:pPr>
+        <w:pStyle w:val="berschrift1"/>
+      </w:pPr>
+      <w:r>
+        <w:t xml:space="preserve">5. Safety considerations</w:t>
       </w:r>
     </w:p>
     <w:p>
       <w:pPr>
+        <w:pStyle w:val="FirstParagraph"/>
+      </w:pPr>
+      <w:r>
+        <w:t xml:space="preserve">Information about the explicitly relevant legal bases or a note that during the implementation the rele-vant legal bases must be observed.</w:t>
+      </w:r>
+    </w:p>
+    <w:bookmarkEnd w:id="52"/>
+    <w:bookmarkStart w:id="53" w:name="sec-disclaimer"/>
+    <w:p>
+      <w:pPr>
+        <w:pStyle w:val="berschrift1"/>
+      </w:pPr>
+      <w:r>
+        <w:t xml:space="preserve">6. Disclaimer</w:t>
+      </w:r>
+    </w:p>
+    <w:p>
+      <w:pPr>
+        <w:pStyle w:val="FirstParagraph"/>
+      </w:pPr>
+      <w:r>
+        <w:t xml:space="preserve">eCH-standards which the registered association eCH provides the user free of charge or which make reference to eCH shall only have the status of recommendations. The registered association eCH will not be liable in any event for any decisions made or measures taken by the user based on these documents. The user will be responsible for verifying the documents himself prior to their use and to seek advice if required. eCH-standards can and shall not replace the technical, organizational or legal advice in the individual case.</w:t>
+      </w:r>
+    </w:p>
+    <w:p>
+      <w:pPr>
         <w:pStyle w:val="Textkrper"/>
       </w:pPr>
       <w:r>
+        <w:t xml:space="preserve">Documents, procedures, methods, products and standards that are made reference to in eCH-standards are possibly protected by trademarks, copyrights or patents. It is the exclusive responsibil-ity of the user to obtain the necessary licences from the entitled persons and/or organizations.</w:t>
+      </w:r>
+    </w:p>
+    <w:p>
+      <w:pPr>
+        <w:pStyle w:val="Textkrper"/>
+      </w:pPr>
+      <w:r>
+        <w:t xml:space="preserve">Although the registered association eCH has taken adequate care to prepare the eCH-standards with due diligence, it cannot grant any warranty or guarantee that the information and documents provided are up-to-date, complete, true or without any errors. eCH reserves the right to change the contents of the eCH-standards at any time and without prior announcement.</w:t>
+      </w:r>
+    </w:p>
+    <w:p>
+      <w:pPr>
+        <w:pStyle w:val="Textkrper"/>
+      </w:pPr>
+      <w:r>
+        <w:t xml:space="preserve">Any liability for damage caused by the use of the eCH-standards by the user shall be excluded to the extent legally admissible.</w:t>
+      </w:r>
+    </w:p>
+    <w:bookmarkEnd w:id="53"/>
+    <w:bookmarkStart w:id="54" w:name="sec-copyrights"/>
+    <w:p>
+      <w:pPr>
+        <w:pStyle w:val="berschrift1"/>
+      </w:pPr>
+      <w:r>
+        <w:t xml:space="preserve">7. Copyrights</w:t>
+      </w:r>
+    </w:p>
+    <w:p>
+      <w:pPr>
+        <w:pStyle w:val="FirstParagraph"/>
+      </w:pPr>
+      <w:r>
+        <w:t xml:space="preserve">Persons preparing eCH-standards shall remain the owners of their intellectual property rights. These persons, however, obligate themselves to provide their intellectual property rights or other rights in third party intellectual property rights, to the extent possible, to the relevant technical units and the registered association eCH for free and for unlimited use and further development as part of the purpose of the association.</w:t>
+      </w:r>
+    </w:p>
+    <w:p>
+      <w:pPr>
+        <w:pStyle w:val="Textkrper"/>
+      </w:pPr>
+      <w:r>
+        <w:t xml:space="preserve">The standards prepared by the technical units can be used, distributed and developed further for free and to an unlimited extent by stating the name of the respective author of eCH.</w:t>
+      </w:r>
+    </w:p>
+    <w:p>
+      <w:pPr>
+        <w:pStyle w:val="Textkrper"/>
+      </w:pPr>
+      <w:r>
         <w:t xml:space="preserve">eCH-standards are fully documented and free of any restrictions of licence and/or patent law. The associated documentation can be requested for free.</w:t>
       </w:r>
       <w:r>
@@ -3098,18 +3404,18 @@
         <w:t xml:space="preserve">These provisions shall apply to the standards prepared by eCH only, however, not to any standards or products of third parties which include reference to eCH-standards. The standards include the relevant references to third party rights.</w:t>
       </w:r>
     </w:p>
-    <w:bookmarkEnd w:id="51"/>
-    <w:bookmarkStart w:id="55" w:name="annex-a---references"/>
+    <w:bookmarkEnd w:id="54"/>
+    <w:bookmarkStart w:id="58" w:name="annex-a---references"/>
     <w:p>
       <w:pPr>
         <w:pStyle w:val="berschrift1"/>
       </w:pPr>
       <w:r>
-        <w:t xml:space="preserve">7. Annex A - References</w:t>
+        <w:t xml:space="preserve">8. Annex A - References</w:t>
       </w:r>
     </w:p>
-    <w:bookmarkStart w:id="54" w:name="refs"/>
-    <w:bookmarkStart w:id="52" w:name="ref-glimm2014hermit"/>
+    <w:bookmarkStart w:id="57" w:name="refs"/>
+    <w:bookmarkStart w:id="55" w:name="ref-glimm2014hermit"/>
     <w:p>
       <w:pPr>
         <w:pStyle w:val="Bibliography"/>
@@ -3140,8 +3446,8 @@
         <w:t xml:space="preserve">53 (3): 245–69.</w:t>
       </w:r>
     </w:p>
-    <w:bookmarkEnd w:id="52"/>
-    <w:bookmarkStart w:id="53" w:name="ref-jackson2019robot"/>
+    <w:bookmarkEnd w:id="55"/>
+    <w:bookmarkStart w:id="56" w:name="ref-jackson2019robot"/>
     <w:p>
       <w:pPr>
         <w:pStyle w:val="Bibliography"/>
@@ -3172,59 +3478,59 @@
         <w:t xml:space="preserve">20 (1): 407.</w:t>
       </w:r>
     </w:p>
-    <w:bookmarkEnd w:id="53"/>
-    <w:bookmarkEnd w:id="54"/>
-    <w:bookmarkEnd w:id="55"/>
-    <w:bookmarkStart w:id="56" w:name="annex-b---cooperation-verification"/>
+    <w:bookmarkEnd w:id="56"/>
+    <w:bookmarkEnd w:id="57"/>
+    <w:bookmarkEnd w:id="58"/>
+    <w:bookmarkStart w:id="59" w:name="annex-b---cooperation-verification"/>
     <w:p>
       <w:pPr>
         <w:pStyle w:val="berschrift1"/>
       </w:pPr>
       <w:r>
-        <w:t xml:space="preserve">8. Annex B - Cooperation &amp; Verification</w:t>
-      </w:r>
-    </w:p>
-    <w:bookmarkEnd w:id="56"/>
-    <w:bookmarkStart w:id="57" w:name="annex-c---abbreviations-and-glossary"/>
-    <w:p>
-      <w:pPr>
-        <w:pStyle w:val="berschrift1"/>
-      </w:pPr>
-      <w:r>
-        <w:t xml:space="preserve">9. Annex C - Abbreviations and Glossary</w:t>
-      </w:r>
-    </w:p>
-    <w:bookmarkEnd w:id="57"/>
-    <w:bookmarkStart w:id="58" w:name="Xdaf56cf52464e71101c3791c2a0436e4470615f"/>
-    <w:p>
-      <w:pPr>
-        <w:pStyle w:val="berschrift1"/>
-      </w:pPr>
-      <w:r>
-        <w:t xml:space="preserve">10. Annex D - Changes in comparison to previous version</w:t>
-      </w:r>
-    </w:p>
-    <w:bookmarkEnd w:id="58"/>
-    <w:bookmarkStart w:id="59" w:name="annex-e---table-of-figures"/>
-    <w:p>
-      <w:pPr>
-        <w:pStyle w:val="berschrift1"/>
-      </w:pPr>
-      <w:r>
-        <w:t xml:space="preserve">11. Annex E - Table of figures</w:t>
+        <w:t xml:space="preserve">9. Annex B - Cooperation &amp; Verification</w:t>
       </w:r>
     </w:p>
     <w:bookmarkEnd w:id="59"/>
-    <w:bookmarkStart w:id="60" w:name="annex-f---table-of-tables"/>
+    <w:bookmarkStart w:id="60" w:name="annex-c---abbreviations-and-glossary"/>
     <w:p>
       <w:pPr>
         <w:pStyle w:val="berschrift1"/>
       </w:pPr>
       <w:r>
-        <w:t xml:space="preserve">12. Annex F - Table of tables</w:t>
+        <w:t xml:space="preserve">10. Annex C - Abbreviations and Glossary</w:t>
       </w:r>
     </w:p>
     <w:bookmarkEnd w:id="60"/>
+    <w:bookmarkStart w:id="61" w:name="Xdaf56cf52464e71101c3791c2a0436e4470615f"/>
+    <w:p>
+      <w:pPr>
+        <w:pStyle w:val="berschrift1"/>
+      </w:pPr>
+      <w:r>
+        <w:t xml:space="preserve">11. Annex D - Changes in comparison to previous version</w:t>
+      </w:r>
+    </w:p>
+    <w:bookmarkEnd w:id="61"/>
+    <w:bookmarkStart w:id="62" w:name="annex-e---table-of-figures"/>
+    <w:p>
+      <w:pPr>
+        <w:pStyle w:val="berschrift1"/>
+      </w:pPr>
+      <w:r>
+        <w:t xml:space="preserve">12. Annex E - Table of figures</w:t>
+      </w:r>
+    </w:p>
+    <w:bookmarkEnd w:id="62"/>
+    <w:bookmarkStart w:id="63" w:name="annex-f---table-of-tables"/>
+    <w:p>
+      <w:pPr>
+        <w:pStyle w:val="berschrift1"/>
+      </w:pPr>
+      <w:r>
+        <w:t xml:space="preserve">13. Annex F - Table of tables</w:t>
+      </w:r>
+    </w:p>
+    <w:bookmarkEnd w:id="63"/>
     <w:sectPr>
       <w:headerReference r:id="rId13" w:type="default"/>
       <w:footerReference r:id="rId14" w:type="default"/>

--- a/en/index.docx
+++ b/en/index.docx
@@ -3481,13 +3481,13 @@
     <w:bookmarkEnd w:id="56"/>
     <w:bookmarkEnd w:id="57"/>
     <w:bookmarkEnd w:id="58"/>
-    <w:bookmarkStart w:id="59" w:name="annex-b---cooperation-verification"/>
+    <w:bookmarkStart w:id="59" w:name="annex-b---cooperation-and-verification"/>
     <w:p>
       <w:pPr>
         <w:pStyle w:val="berschrift1"/>
       </w:pPr>
       <w:r>
-        <w:t xml:space="preserve">9. Annex B - Cooperation &amp; Verification</w:t>
+        <w:t xml:space="preserve">9. Annex B - Cooperation and Verification</w:t>
       </w:r>
     </w:p>
     <w:bookmarkEnd w:id="59"/>

--- a/en/index.docx
+++ b/en/index.docx
@@ -15,7 +15,7 @@
         <w:pStyle w:val="Date"/>
       </w:pPr>
       <w:r>
-        <w:t xml:space="preserve">August 13, 2026</w:t>
+        <w:t xml:space="preserve">September 3, 2026</w:t>
       </w:r>
     </w:p>
     <w:p>
@@ -320,7 +320,7 @@
         <w:t xml:space="preserve">3. Data Model</w:t>
       </w:r>
     </w:p>
-    <w:bookmarkStart w:id="35" w:name="sec-genre"/>
+    <w:bookmarkStart w:id="35" w:name="sec-nodeshape-genreshape"/>
     <w:p>
       <w:pPr>
         <w:pStyle w:val="berschrift2"/>
@@ -371,7 +371,7 @@
       <w:tr>
         <w:tc>
           <w:tcPr/>
-          <w:bookmarkStart w:id="34" w:name="tbl-genre"/>
+          <w:bookmarkStart w:id="34" w:name="tbl-nodeshape-genreshape"/>
           <w:p>
             <w:pPr>
               <w:jc w:val="center"/>
@@ -553,7 +553,7 @@
                     <w:jc w:val="left"/>
                     <w:jc w:val="center"/>
                   </w:pPr>
-                  <w:hyperlink w:anchor="sec-genre">
+                  <w:hyperlink w:anchor="sec-nodeshape-genreshape">
                     <w:r>
                       <w:rPr>
                         <w:rStyle w:val="VerbatimChar"/>
@@ -599,7 +599,7 @@
       </w:tr>
     </w:tbl>
     <w:bookmarkEnd w:id="35"/>
-    <w:bookmarkStart w:id="37" w:name="sec-invoice"/>
+    <w:bookmarkStart w:id="37" w:name="sec-nodeshape-invoiceshape"/>
     <w:p>
       <w:pPr>
         <w:pStyle w:val="berschrift2"/>
@@ -650,7 +650,7 @@
       <w:tr>
         <w:tc>
           <w:tcPr/>
-          <w:bookmarkStart w:id="36" w:name="tbl-invoice"/>
+          <w:bookmarkStart w:id="36" w:name="tbl-nodeshape-invoiceshape"/>
           <w:p>
             <w:pPr>
               <w:jc w:val="center"/>
@@ -779,7 +779,7 @@
                     <w:jc w:val="left"/>
                     <w:jc w:val="center"/>
                   </w:pPr>
-                  <w:hyperlink w:anchor="sec-person">
+                  <w:hyperlink w:anchor="sec-nodeshape-personshape">
                     <w:r>
                       <w:rPr>
                         <w:rStyle w:val="VerbatimChar"/>
@@ -848,7 +848,7 @@
                     <w:jc w:val="left"/>
                     <w:jc w:val="center"/>
                   </w:pPr>
-                  <w:hyperlink w:anchor="sec-quantitative-value">
+                  <w:hyperlink w:anchor="sec-nodeshape-quantitativevalueshape">
                     <w:r>
                       <w:rPr>
                         <w:rStyle w:val="VerbatimChar"/>
@@ -1010,7 +1010,7 @@
       </w:tr>
     </w:tbl>
     <w:bookmarkEnd w:id="37"/>
-    <w:bookmarkStart w:id="39" w:name="sec-music-album"/>
+    <w:bookmarkStart w:id="39" w:name="sec-nodeshape-musicalbumshape"/>
     <w:p>
       <w:pPr>
         <w:pStyle w:val="berschrift2"/>
@@ -1061,7 +1061,7 @@
       <w:tr>
         <w:tc>
           <w:tcPr/>
-          <w:bookmarkStart w:id="38" w:name="tbl-music-album"/>
+          <w:bookmarkStart w:id="38" w:name="tbl-nodeshape-musicalbumshape"/>
           <w:p>
             <w:pPr>
               <w:jc w:val="center"/>
@@ -1257,7 +1257,7 @@
                     <w:jc w:val="left"/>
                     <w:jc w:val="center"/>
                   </w:pPr>
-                  <w:hyperlink w:anchor="sec-person">
+                  <w:hyperlink w:anchor="sec-nodeshape-personshape">
                     <w:r>
                       <w:rPr>
                         <w:rStyle w:val="VerbatimChar"/>
@@ -1303,7 +1303,7 @@
       </w:tr>
     </w:tbl>
     <w:bookmarkEnd w:id="39"/>
-    <w:bookmarkStart w:id="41" w:name="sec-music-recording"/>
+    <w:bookmarkStart w:id="41" w:name="sec-nodeshape-trackshape"/>
     <w:p>
       <w:pPr>
         <w:pStyle w:val="berschrift2"/>
@@ -1354,7 +1354,7 @@
       <w:tr>
         <w:tc>
           <w:tcPr/>
-          <w:bookmarkStart w:id="40" w:name="tbl-music-recording"/>
+          <w:bookmarkStart w:id="40" w:name="tbl-nodeshape-trackshape"/>
           <w:p>
             <w:pPr>
               <w:jc w:val="center"/>
@@ -1550,7 +1550,7 @@
                     <w:jc w:val="left"/>
                     <w:jc w:val="center"/>
                   </w:pPr>
-                  <w:hyperlink w:anchor="sec-music-album">
+                  <w:hyperlink w:anchor="sec-nodeshape-musicalbumshape">
                     <w:r>
                       <w:rPr>
                         <w:rStyle w:val="VerbatimChar"/>
@@ -1675,7 +1675,7 @@
                     <w:jc w:val="left"/>
                     <w:jc w:val="center"/>
                   </w:pPr>
-                  <w:hyperlink w:anchor="sec-genre">
+                  <w:hyperlink w:anchor="sec-nodeshape-genreshape">
                     <w:r>
                       <w:rPr>
                         <w:rStyle w:val="VerbatimChar"/>
@@ -1744,7 +1744,7 @@
                     <w:jc w:val="left"/>
                     <w:jc w:val="center"/>
                   </w:pPr>
-                  <w:hyperlink w:anchor="sec-quantitative-value">
+                  <w:hyperlink w:anchor="sec-nodeshape-quantitativevalueshape">
                     <w:r>
                       <w:rPr>
                         <w:rStyle w:val="VerbatimChar"/>
@@ -1810,7 +1810,7 @@
                     <w:jc w:val="left"/>
                     <w:jc w:val="center"/>
                   </w:pPr>
-                  <w:hyperlink w:anchor="sec-quantitative-value">
+                  <w:hyperlink w:anchor="sec-nodeshape-quantitativevalueshape">
                     <w:r>
                       <w:rPr>
                         <w:rStyle w:val="VerbatimChar"/>
@@ -1841,7 +1841,7 @@
       </w:tr>
     </w:tbl>
     <w:bookmarkEnd w:id="41"/>
-    <w:bookmarkStart w:id="43" w:name="sec-organisation"/>
+    <w:bookmarkStart w:id="43" w:name="sec-nodeshape-organisationshape"/>
     <w:p>
       <w:pPr>
         <w:pStyle w:val="berschrift2"/>
@@ -1892,7 +1892,7 @@
       <w:tr>
         <w:tc>
           <w:tcPr/>
-          <w:bookmarkStart w:id="42" w:name="tbl-organisation"/>
+          <w:bookmarkStart w:id="42" w:name="tbl-nodeshape-organisationshape"/>
           <w:p>
             <w:pPr>
               <w:jc w:val="center"/>
@@ -2050,7 +2050,7 @@
       </w:tr>
     </w:tbl>
     <w:bookmarkEnd w:id="43"/>
-    <w:bookmarkStart w:id="45" w:name="sec-person"/>
+    <w:bookmarkStart w:id="45" w:name="sec-nodeshape-personshape"/>
     <w:p>
       <w:pPr>
         <w:pStyle w:val="berschrift2"/>
@@ -2101,7 +2101,7 @@
       <w:tr>
         <w:tc>
           <w:tcPr/>
-          <w:bookmarkStart w:id="44" w:name="tbl-person"/>
+          <w:bookmarkStart w:id="44" w:name="tbl-nodeshape-personshape"/>
           <w:p>
             <w:pPr>
               <w:jc w:val="center"/>
@@ -2562,7 +2562,7 @@
                     <w:jc w:val="left"/>
                     <w:jc w:val="center"/>
                   </w:pPr>
-                  <w:hyperlink w:anchor="sec-person">
+                  <w:hyperlink w:anchor="sec-nodeshape-personshape">
                     <w:r>
                       <w:rPr>
                         <w:rStyle w:val="VerbatimChar"/>
@@ -2699,7 +2699,7 @@
                     <w:jc w:val="left"/>
                     <w:jc w:val="center"/>
                   </w:pPr>
-                  <w:hyperlink w:anchor="sec-person">
+                  <w:hyperlink w:anchor="sec-nodeshape-personshape">
                     <w:r>
                       <w:rPr>
                         <w:rStyle w:val="VerbatimChar"/>
@@ -2730,7 +2730,7 @@
       </w:tr>
     </w:tbl>
     <w:bookmarkEnd w:id="45"/>
-    <w:bookmarkStart w:id="47" w:name="sec-quantitative-value"/>
+    <w:bookmarkStart w:id="47" w:name="sec-nodeshape-quantitativevalueshape"/>
     <w:p>
       <w:pPr>
         <w:pStyle w:val="berschrift2"/>
@@ -2781,7 +2781,7 @@
       <w:tr>
         <w:tc>
           <w:tcPr/>
-          <w:bookmarkStart w:id="46" w:name="tbl-quantitative-value"/>
+          <w:bookmarkStart w:id="46" w:name="tbl-nodeshape-quantitativevalueshape"/>
           <w:p>
             <w:pPr>
               <w:jc w:val="center"/>

--- a/en/index.docx
+++ b/en/index.docx
@@ -2999,7 +2999,7 @@
     </w:tbl>
     <w:bookmarkEnd w:id="47"/>
     <w:bookmarkEnd w:id="48"/>
-    <w:bookmarkStart w:id="51" w:name="sec-data-retrieval"/>
+    <w:bookmarkStart w:id="50" w:name="sec-data-retrieval"/>
     <w:p>
       <w:pPr>
         <w:pStyle w:val="berschrift1"/>
@@ -3034,20 +3034,29 @@
         <w:pStyle w:val="Textkrper"/>
       </w:pPr>
       <w:r>
-        <w:t xml:space="preserve">The technological basis for this is the</w:t>
+        <w:t xml:space="preserve">The technological basis for this is the Resource Description Framework</w:t>
       </w:r>
       <w:r>
         <w:t xml:space="preserve"> </w:t>
       </w:r>
-      <w:hyperlink r:id="rId49">
+      <w:r>
+        <w:t xml:space="preserve">(RDF,</w:t>
+      </w:r>
+      <w:r>
+        <w:t xml:space="preserve"> </w:t>
+      </w:r>
+      <w:hyperlink w:anchor="ref-cyganiak2014rdf11">
         <w:r>
           <w:rPr>
             <w:rStyle w:val="Hyperlink"/>
           </w:rPr>
-          <w:t xml:space="preserve">Resource Description Framework (RDF)</w:t>
+          <w:t xml:space="preserve">Cyganiak et al. 2014</w:t>
         </w:r>
       </w:hyperlink>
       <w:r>
+        <w:t xml:space="preserve">)</w:t>
+      </w:r>
+      <w:r>
         <w:t xml:space="preserve">, a central standard of the World Wide Web Consortium (W3C) for modeling data structures on the web.</w:t>
       </w:r>
       <w:r>
@@ -3079,7 +3088,7 @@
       <w:r>
         <w:t xml:space="preserve"> </w:t>
       </w:r>
-      <w:hyperlink r:id="rId50">
+      <w:hyperlink r:id="rId49">
         <w:r>
           <w:rPr>
             <w:rStyle w:val="Hyperlink"/>
@@ -3304,8 +3313,8 @@
         <w:t xml:space="preserve">    schema:partOf genre:1 .</w:t>
       </w:r>
     </w:p>
-    <w:bookmarkEnd w:id="51"/>
-    <w:bookmarkStart w:id="52" w:name="sec-safety-consideration"/>
+    <w:bookmarkEnd w:id="50"/>
+    <w:bookmarkStart w:id="51" w:name="sec-safety-consideration"/>
     <w:p>
       <w:pPr>
         <w:pStyle w:val="berschrift1"/>
@@ -3322,8 +3331,8 @@
         <w:t xml:space="preserve">Information about the explicitly relevant legal bases or a note that during the implementation the rele-vant legal bases must be observed.</w:t>
       </w:r>
     </w:p>
-    <w:bookmarkEnd w:id="52"/>
-    <w:bookmarkStart w:id="53" w:name="sec-disclaimer"/>
+    <w:bookmarkEnd w:id="51"/>
+    <w:bookmarkStart w:id="52" w:name="sec-disclaimer"/>
     <w:p>
       <w:pPr>
         <w:pStyle w:val="berschrift1"/>
@@ -3364,8 +3373,8 @@
         <w:t xml:space="preserve">Any liability for damage caused by the use of the eCH-standards by the user shall be excluded to the extent legally admissible.</w:t>
       </w:r>
     </w:p>
-    <w:bookmarkEnd w:id="53"/>
-    <w:bookmarkStart w:id="54" w:name="sec-copyrights"/>
+    <w:bookmarkEnd w:id="52"/>
+    <w:bookmarkStart w:id="53" w:name="sec-copyrights"/>
     <w:p>
       <w:pPr>
         <w:pStyle w:val="berschrift1"/>
@@ -3404,8 +3413,8 @@
         <w:t xml:space="preserve">These provisions shall apply to the standards prepared by eCH only, however, not to any standards or products of third parties which include reference to eCH-standards. The standards include the relevant references to third party rights.</w:t>
       </w:r>
     </w:p>
-    <w:bookmarkEnd w:id="54"/>
-    <w:bookmarkStart w:id="58" w:name="annex-a---references"/>
+    <w:bookmarkEnd w:id="53"/>
+    <w:bookmarkStart w:id="60" w:name="annex-a---references"/>
     <w:p>
       <w:pPr>
         <w:pStyle w:val="berschrift1"/>
@@ -3414,8 +3423,59 @@
         <w:t xml:space="preserve">8. Annex A - References</w:t>
       </w:r>
     </w:p>
-    <w:bookmarkStart w:id="57" w:name="refs"/>
-    <w:bookmarkStart w:id="55" w:name="ref-glimm2014hermit"/>
+    <w:bookmarkStart w:id="59" w:name="refs"/>
+    <w:bookmarkStart w:id="55" w:name="ref-cyganiak2014rdf11"/>
+    <w:p>
+      <w:pPr>
+        <w:pStyle w:val="Bibliography"/>
+      </w:pPr>
+      <w:r>
+        <w:t xml:space="preserve">Cyganiak, Richard, David Wood, and Markus Lanthaler. 2014.</w:t>
+      </w:r>
+      <w:r>
+        <w:t xml:space="preserve"> </w:t>
+      </w:r>
+      <w:r>
+        <w:rPr>
+          <w:i/>
+          <w:iCs/>
+        </w:rPr>
+        <w:t xml:space="preserve">RDF</w:t>
+      </w:r>
+      <w:r>
+        <w:rPr>
+          <w:i/>
+          <w:iCs/>
+        </w:rPr>
+        <w:t xml:space="preserve"> </w:t>
+      </w:r>
+      <w:r>
+        <w:rPr>
+          <w:i/>
+          <w:iCs/>
+        </w:rPr>
+        <w:t xml:space="preserve">1.1 Concepts and Abstract Syntax</w:t>
+      </w:r>
+      <w:r>
+        <w:t xml:space="preserve">. W3C Recommendation. World Wide Web Consortium (W3C).</w:t>
+      </w:r>
+      <w:r>
+        <w:t xml:space="preserve"> </w:t>
+      </w:r>
+      <w:hyperlink r:id="rId54">
+        <w:r>
+          <w:rPr>
+            <w:rStyle w:val="Hyperlink"/>
+          </w:rPr>
+          <w:t xml:space="preserve">https://www.w3.org/TR/rdf11-concepts/</w:t>
+        </w:r>
+      </w:hyperlink>
+      <w:r>
+        <w:t xml:space="preserve">.</w:t>
+      </w:r>
+    </w:p>
+    <w:bookmarkEnd w:id="55"/>
+    <w:bookmarkStart w:id="56" w:name="ref-glimm2014hermit"/>
     <w:p>
       <w:pPr>
         <w:pStyle w:val="Bibliography"/>
@@ -3446,8 +3506,8 @@
         <w:t xml:space="preserve">53 (3): 245–69.</w:t>
       </w:r>
     </w:p>
-    <w:bookmarkEnd w:id="55"/>
-    <w:bookmarkStart w:id="56" w:name="ref-jackson2019robot"/>
+    <w:bookmarkEnd w:id="56"/>
+    <w:bookmarkStart w:id="58" w:name="ref-jackson2019robot"/>
     <w:p>
       <w:pPr>
         <w:pStyle w:val="Bibliography"/>
@@ -3477,60 +3537,74 @@
       <w:r>
         <w:t xml:space="preserve">20 (1): 407.</w:t>
       </w:r>
+      <w:r>
+        <w:t xml:space="preserve"> </w:t>
+      </w:r>
+      <w:hyperlink r:id="rId57">
+        <w:r>
+          <w:rPr>
+            <w:rStyle w:val="Hyperlink"/>
+          </w:rPr>
+          <w:t xml:space="preserve">https://doi.org/10.1186/s12859-019-3002-3</w:t>
+        </w:r>
+      </w:hyperlink>
+      <w:r>
+        <w:t xml:space="preserve">.</w:t>
+      </w:r>
     </w:p>
-    <w:bookmarkEnd w:id="56"/>
-    <w:bookmarkEnd w:id="57"/>
     <w:bookmarkEnd w:id="58"/>
-    <w:bookmarkStart w:id="59" w:name="annex-b---cooperation-and-verification"/>
+    <w:bookmarkEnd w:id="59"/>
+    <w:bookmarkEnd w:id="60"/>
+    <w:bookmarkStart w:id="61" w:name="annex-b---cooperation-and-verification"/>
     <w:p>
       <w:pPr>
         <w:pStyle w:val="berschrift1"/>
       </w:pPr>
       <w:r>
         <w:t xml:space="preserve">9. Annex B - Cooperation and Verification</w:t>
-      </w:r>
-    </w:p>
-    <w:bookmarkEnd w:id="59"/>
-    <w:bookmarkStart w:id="60" w:name="annex-c---abbreviations-and-glossary"/>
-    <w:p>
-      <w:pPr>
-        <w:pStyle w:val="berschrift1"/>
-      </w:pPr>
-      <w:r>
-        <w:t xml:space="preserve">10. Annex C - Abbreviations and Glossary</w:t>
-      </w:r>
-    </w:p>
-    <w:bookmarkEnd w:id="60"/>
-    <w:bookmarkStart w:id="61" w:name="Xdaf56cf52464e71101c3791c2a0436e4470615f"/>
-    <w:p>
-      <w:pPr>
-        <w:pStyle w:val="berschrift1"/>
-      </w:pPr>
-      <w:r>
-        <w:t xml:space="preserve">11. Annex D - Changes in comparison to previous version</w:t>
       </w:r>
     </w:p>
     <w:bookmarkEnd w:id="61"/>
-    <w:bookmarkStart w:id="62" w:name="annex-e---table-of-figures"/>
+    <w:bookmarkStart w:id="62" w:name="annex-c---abbreviations-and-glossary"/>
     <w:p>
       <w:pPr>
         <w:pStyle w:val="berschrift1"/>
       </w:pPr>
       <w:r>
-        <w:t xml:space="preserve">12. Annex E - Table of figures</w:t>
+        <w:t xml:space="preserve">10. Annex C - Abbreviations and Glossary</w:t>
       </w:r>
     </w:p>
     <w:bookmarkEnd w:id="62"/>
-    <w:bookmarkStart w:id="63" w:name="annex-f---table-of-tables"/>
+    <w:bookmarkStart w:id="63" w:name="Xdaf56cf52464e71101c3791c2a0436e4470615f"/>
     <w:p>
       <w:pPr>
         <w:pStyle w:val="berschrift1"/>
       </w:pPr>
       <w:r>
-        <w:t xml:space="preserve">13. Annex F - Table of tables</w:t>
+        <w:t xml:space="preserve">11. Annex D - Changes in comparison to previous version</w:t>
       </w:r>
     </w:p>
     <w:bookmarkEnd w:id="63"/>
+    <w:bookmarkStart w:id="64" w:name="annex-e---table-of-figures"/>
+    <w:p>
+      <w:pPr>
+        <w:pStyle w:val="berschrift1"/>
+      </w:pPr>
+      <w:r>
+        <w:t xml:space="preserve">12. Annex E - Table of figures</w:t>
+      </w:r>
+    </w:p>
+    <w:bookmarkEnd w:id="64"/>
+    <w:bookmarkStart w:id="65" w:name="annex-f---table-of-tables"/>
+    <w:p>
+      <w:pPr>
+        <w:pStyle w:val="berschrift1"/>
+      </w:pPr>
+      <w:r>
+        <w:t xml:space="preserve">13. Annex F - Table of tables</w:t>
+      </w:r>
+    </w:p>
+    <w:bookmarkEnd w:id="65"/>
     <w:sectPr>
       <w:headerReference r:id="rId13" w:type="default"/>
       <w:footerReference r:id="rId14" w:type="default"/>

--- a/en/index.docx
+++ b/en/index.docx
@@ -15,7 +15,7 @@
         <w:pStyle w:val="Date"/>
       </w:pPr>
       <w:r>
-        <w:t xml:space="preserve">September 3, 2026</w:t>
+        <w:t xml:space="preserve">September 4, 2026</w:t>
       </w:r>
     </w:p>
     <w:p>
@@ -3565,7 +3565,7 @@
       </w:r>
     </w:p>
     <w:bookmarkEnd w:id="61"/>
-    <w:bookmarkStart w:id="62" w:name="annex-c---abbreviations-and-glossary"/>
+    <w:bookmarkStart w:id="66" w:name="annex-c---abbreviations-and-glossary"/>
     <w:p>
       <w:pPr>
         <w:pStyle w:val="berschrift1"/>
@@ -3574,8 +3574,320 @@
         <w:t xml:space="preserve">10. Annex C - Abbreviations and Glossary</w:t>
       </w:r>
     </w:p>
-    <w:bookmarkEnd w:id="62"/>
-    <w:bookmarkStart w:id="63" w:name="Xdaf56cf52464e71101c3791c2a0436e4470615f"/>
+    <w:tbl>
+      <w:tblPr>
+        <w:tblStyle w:val="Table"/>
+        <w:tblW w:type="pct" w:w="5000"/>
+        <w:tblLayout w:type="fixed"/>
+        <w:tblLook w:firstRow="0" w:lastRow="0" w:firstColumn="0" w:lastColumn="0" w:noHBand="0" w:noVBand="0" w:val="0000"/>
+      </w:tblPr>
+      <w:tblGrid>
+        <w:gridCol w:w="7920"/>
+      </w:tblGrid>
+      <w:tr>
+        <w:tc>
+          <w:tcPr/>
+          <w:bookmarkStart w:id="65" w:name="tbl-glossary"/>
+          <w:p>
+            <w:pPr>
+              <w:jc w:val="center"/>
+            </w:pPr>
+            <w:pPr>
+              <w:jc w:val="left"/>
+              <w:spacing w:before="200"/>
+              <w:pStyle w:val="ImageCaption"/>
+            </w:pPr>
+            <w:r>
+              <w:t xml:space="preserve">Table 8: Glossary of the eCH-1234 standard</w:t>
+            </w:r>
+          </w:p>
+          <w:tbl>
+            <w:tblPr>
+              <w:tblStyle w:val="Table"/>
+              <w:tblW w:type="pct" w:w="5000"/>
+              <w:tblLayout w:type="fixed"/>
+              <w:tblLook w:firstRow="1" w:lastRow="0" w:firstColumn="0" w:lastColumn="0" w:noHBand="0" w:noVBand="0" w:val="0020"/>
+            </w:tblPr>
+            <w:tblGrid>
+              <w:gridCol w:w="1188"/>
+              <w:gridCol w:w="1584"/>
+              <w:gridCol w:w="3168"/>
+              <w:gridCol w:w="1980"/>
+            </w:tblGrid>
+            <w:tr>
+              <w:trPr>
+                <w:tblHeader w:val="on"/>
+              </w:trPr>
+              <w:tc>
+                <w:tcPr/>
+                <w:p>
+                  <w:pPr>
+                    <w:pStyle w:val="Compact"/>
+                    <w:jc w:val="left"/>
+                    <w:jc w:val="center"/>
+                  </w:pPr>
+                  <w:r>
+                    <w:t xml:space="preserve">IRI</w:t>
+                  </w:r>
+                </w:p>
+              </w:tc>
+              <w:tc>
+                <w:tcPr/>
+                <w:p>
+                  <w:pPr>
+                    <w:pStyle w:val="Compact"/>
+                    <w:jc w:val="left"/>
+                    <w:jc w:val="center"/>
+                  </w:pPr>
+                  <w:r>
+                    <w:t xml:space="preserve">Term</w:t>
+                  </w:r>
+                </w:p>
+              </w:tc>
+              <w:tc>
+                <w:tcPr/>
+                <w:p>
+                  <w:pPr>
+                    <w:pStyle w:val="Compact"/>
+                    <w:jc w:val="left"/>
+                    <w:jc w:val="center"/>
+                  </w:pPr>
+                  <w:r>
+                    <w:t xml:space="preserve">Description</w:t>
+                  </w:r>
+                </w:p>
+              </w:tc>
+              <w:tc>
+                <w:tcPr/>
+                <w:p>
+                  <w:pPr>
+                    <w:pStyle w:val="Compact"/>
+                    <w:jc w:val="left"/>
+                    <w:jc w:val="center"/>
+                  </w:pPr>
+                  <w:r>
+                    <w:t xml:space="preserve">Relations</w:t>
+                  </w:r>
+                </w:p>
+              </w:tc>
+            </w:tr>
+            <w:tr>
+              <w:tc>
+                <w:tcPr/>
+                <w:p>
+                  <w:pPr>
+                    <w:pStyle w:val="Compact"/>
+                    <w:jc w:val="left"/>
+                    <w:jc w:val="center"/>
+                  </w:pPr>
+                  <w:hyperlink r:id="rId62">
+                    <w:r>
+                      <w:rPr>
+                        <w:rStyle w:val="VerbatimChar"/>
+                      </w:rPr>
+                      <w:t xml:space="preserve">term:lindas</w:t>
+                    </w:r>
+                  </w:hyperlink>
+                </w:p>
+              </w:tc>
+              <w:tc>
+                <w:tcPr/>
+                <w:p>
+                  <w:pPr>
+                    <w:pStyle w:val="Compact"/>
+                    <w:jc w:val="left"/>
+                    <w:jc w:val="center"/>
+                  </w:pPr>
+                  <w:r>
+                    <w:rPr>
+                      <w:b/>
+                      <w:bCs/>
+                    </w:rPr>
+                    <w:t xml:space="preserve">Linked Data Service</w:t>
+                  </w:r>
+                  <w:r>
+                    <w:t xml:space="preserve"> </w:t>
+                  </w:r>
+                  <w:r>
+                    <w:t xml:space="preserve">(LINDAS)</w:t>
+                  </w:r>
+                </w:p>
+              </w:tc>
+              <w:tc>
+                <w:tcPr/>
+                <w:p>
+                  <w:pPr>
+                    <w:pStyle w:val="Compact"/>
+                    <w:jc w:val="left"/>
+                    <w:jc w:val="center"/>
+                  </w:pPr>
+                  <w:r>
+                    <w:t xml:space="preserve">The official Linked Data service of the Swiss Federal Administration, acting as a triple store.</w:t>
+                  </w:r>
+                </w:p>
+              </w:tc>
+              <w:tc>
+                <w:tcPr/>
+                <w:p>
+                  <w:pPr>
+                    <w:pStyle w:val="Compact"/>
+                  </w:pPr>
+                </w:p>
+              </w:tc>
+            </w:tr>
+            <w:tr>
+              <w:tc>
+                <w:tcPr/>
+                <w:p>
+                  <w:pPr>
+                    <w:pStyle w:val="Compact"/>
+                    <w:jc w:val="left"/>
+                    <w:jc w:val="center"/>
+                  </w:pPr>
+                  <w:hyperlink r:id="rId63">
+                    <w:r>
+                      <w:rPr>
+                        <w:rStyle w:val="VerbatimChar"/>
+                      </w:rPr>
+                      <w:t xml:space="preserve">term:rdf</w:t>
+                    </w:r>
+                  </w:hyperlink>
+                </w:p>
+              </w:tc>
+              <w:tc>
+                <w:tcPr/>
+                <w:p>
+                  <w:pPr>
+                    <w:pStyle w:val="Compact"/>
+                    <w:jc w:val="left"/>
+                    <w:jc w:val="center"/>
+                  </w:pPr>
+                  <w:r>
+                    <w:rPr>
+                      <w:b/>
+                      <w:bCs/>
+                    </w:rPr>
+                    <w:t xml:space="preserve">Resource Description Framework</w:t>
+                  </w:r>
+                  <w:r>
+                    <w:t xml:space="preserve"> </w:t>
+                  </w:r>
+                  <w:r>
+                    <w:t xml:space="preserve">(RDF)</w:t>
+                  </w:r>
+                </w:p>
+              </w:tc>
+              <w:tc>
+                <w:tcPr/>
+                <w:p>
+                  <w:pPr>
+                    <w:pStyle w:val="Compact"/>
+                    <w:jc w:val="left"/>
+                    <w:jc w:val="center"/>
+                  </w:pPr>
+                  <w:r>
+                    <w:t xml:space="preserve">A central standard of the World Wide Web Consortium (W3C) for modeling data structures on the Web. Information is represented as networked graphs rather than in traditional tables.</w:t>
+                  </w:r>
+                </w:p>
+              </w:tc>
+              <w:tc>
+                <w:tcPr/>
+                <w:p>
+                  <w:pPr>
+                    <w:pStyle w:val="Compact"/>
+                  </w:pPr>
+                </w:p>
+              </w:tc>
+            </w:tr>
+            <w:tr>
+              <w:tc>
+                <w:tcPr/>
+                <w:p>
+                  <w:pPr>
+                    <w:pStyle w:val="Compact"/>
+                    <w:jc w:val="left"/>
+                    <w:jc w:val="center"/>
+                  </w:pPr>
+                  <w:hyperlink r:id="rId64">
+                    <w:r>
+                      <w:rPr>
+                        <w:rStyle w:val="VerbatimChar"/>
+                      </w:rPr>
+                      <w:t xml:space="preserve">term:triple</w:t>
+                    </w:r>
+                  </w:hyperlink>
+                </w:p>
+              </w:tc>
+              <w:tc>
+                <w:tcPr/>
+                <w:p>
+                  <w:pPr>
+                    <w:pStyle w:val="Compact"/>
+                    <w:jc w:val="left"/>
+                    <w:jc w:val="center"/>
+                  </w:pPr>
+                  <w:r>
+                    <w:rPr>
+                      <w:b/>
+                      <w:bCs/>
+                    </w:rPr>
+                    <w:t xml:space="preserve">Triple</w:t>
+                  </w:r>
+                </w:p>
+              </w:tc>
+              <w:tc>
+                <w:tcPr/>
+                <w:p>
+                  <w:pPr>
+                    <w:pStyle w:val="Compact"/>
+                    <w:jc w:val="left"/>
+                    <w:jc w:val="center"/>
+                  </w:pPr>
+                  <w:r>
+                    <w:t xml:space="preserve">The basic structure of a statement in RDF, consisting of a subject, predicate, and object.</w:t>
+                  </w:r>
+                </w:p>
+              </w:tc>
+              <w:tc>
+                <w:tcPr/>
+                <w:p>
+                  <w:pPr>
+                    <w:pStyle w:val="Compact"/>
+                    <w:jc w:val="left"/>
+                    <w:jc w:val="center"/>
+                  </w:pPr>
+                  <w:r>
+                    <w:rPr>
+                      <w:i/>
+                      <w:iCs/>
+                    </w:rPr>
+                    <w:t xml:space="preserve">broader</w:t>
+                  </w:r>
+                  <w:r>
+                    <w:t xml:space="preserve">:</w:t>
+                  </w:r>
+                  <w:r>
+                    <w:t xml:space="preserve"> </w:t>
+                  </w:r>
+                  <w:hyperlink r:id="rId63">
+                    <w:r>
+                      <w:rPr>
+                        <w:rStyle w:val="VerbatimChar"/>
+                      </w:rPr>
+                      <w:t xml:space="preserve">term:rdf</w:t>
+                    </w:r>
+                  </w:hyperlink>
+                </w:p>
+              </w:tc>
+            </w:tr>
+          </w:tbl>
+          <w:bookmarkEnd w:id="65"/>
+          <w:p/>
+        </w:tc>
+      </w:tr>
+    </w:tbl>
+    <w:bookmarkEnd w:id="66"/>
+    <w:bookmarkStart w:id="67" w:name="Xdaf56cf52464e71101c3791c2a0436e4470615f"/>
     <w:p>
       <w:pPr>
         <w:pStyle w:val="berschrift1"/>
@@ -3584,8 +3896,8 @@
         <w:t xml:space="preserve">11. Annex D - Changes in comparison to previous version</w:t>
       </w:r>
     </w:p>
-    <w:bookmarkEnd w:id="63"/>
-    <w:bookmarkStart w:id="64" w:name="annex-e---table-of-figures"/>
+    <w:bookmarkEnd w:id="67"/>
+    <w:bookmarkStart w:id="68" w:name="annex-e---table-of-figures"/>
     <w:p>
       <w:pPr>
         <w:pStyle w:val="berschrift1"/>
@@ -3594,8 +3906,8 @@
         <w:t xml:space="preserve">12. Annex E - Table of figures</w:t>
       </w:r>
     </w:p>
-    <w:bookmarkEnd w:id="64"/>
-    <w:bookmarkStart w:id="65" w:name="annex-f---table-of-tables"/>
+    <w:bookmarkEnd w:id="68"/>
+    <w:bookmarkStart w:id="69" w:name="annex-f---table-of-tables"/>
     <w:p>
       <w:pPr>
         <w:pStyle w:val="berschrift1"/>
@@ -3604,7 +3916,7 @@
         <w:t xml:space="preserve">13. Annex F - Table of tables</w:t>
       </w:r>
     </w:p>
-    <w:bookmarkEnd w:id="65"/>
+    <w:bookmarkEnd w:id="69"/>
     <w:sectPr>
       <w:headerReference r:id="rId13" w:type="default"/>
       <w:footerReference r:id="rId14" w:type="default"/>

--- a/en/index.docx
+++ b/en/index.docx
@@ -60,7 +60,7 @@
         </w:p>
       </w:sdtContent>
     </w:sdt>
-    <w:bookmarkStart w:id="23" w:name="note"/>
+    <w:bookmarkStart w:id="23" w:name="sec-note"/>
     <w:p>
       <w:pPr>
         <w:pStyle w:val="berschrift1"/>
@@ -3414,7 +3414,7 @@
       </w:r>
     </w:p>
     <w:bookmarkEnd w:id="53"/>
-    <w:bookmarkStart w:id="60" w:name="annex-a---references"/>
+    <w:bookmarkStart w:id="60" w:name="sec-appendix-a"/>
     <w:p>
       <w:pPr>
         <w:pStyle w:val="berschrift1"/>
@@ -3555,7 +3555,7 @@
     <w:bookmarkEnd w:id="58"/>
     <w:bookmarkEnd w:id="59"/>
     <w:bookmarkEnd w:id="60"/>
-    <w:bookmarkStart w:id="61" w:name="annex-b---cooperation-and-verification"/>
+    <w:bookmarkStart w:id="61" w:name="sec-appendix-b"/>
     <w:p>
       <w:pPr>
         <w:pStyle w:val="berschrift1"/>
@@ -3565,7 +3565,7 @@
       </w:r>
     </w:p>
     <w:bookmarkEnd w:id="61"/>
-    <w:bookmarkStart w:id="66" w:name="annex-c---abbreviations-and-glossary"/>
+    <w:bookmarkStart w:id="66" w:name="sec-appendix-c"/>
     <w:p>
       <w:pPr>
         <w:pStyle w:val="berschrift1"/>
@@ -3887,7 +3887,7 @@
       </w:tr>
     </w:tbl>
     <w:bookmarkEnd w:id="66"/>
-    <w:bookmarkStart w:id="67" w:name="Xdaf56cf52464e71101c3791c2a0436e4470615f"/>
+    <w:bookmarkStart w:id="67" w:name="sec-appendix-d"/>
     <w:p>
       <w:pPr>
         <w:pStyle w:val="berschrift1"/>
@@ -3897,7 +3897,7 @@
       </w:r>
     </w:p>
     <w:bookmarkEnd w:id="67"/>
-    <w:bookmarkStart w:id="68" w:name="annex-e---table-of-figures"/>
+    <w:bookmarkStart w:id="68" w:name="sec-appendix-e"/>
     <w:p>
       <w:pPr>
         <w:pStyle w:val="berschrift1"/>
@@ -3907,7 +3907,7 @@
       </w:r>
     </w:p>
     <w:bookmarkEnd w:id="68"/>
-    <w:bookmarkStart w:id="69" w:name="annex-f---table-of-tables"/>
+    <w:bookmarkStart w:id="69" w:name="sec-appendix-f"/>
     <w:p>
       <w:pPr>
         <w:pStyle w:val="berschrift1"/>

--- a/en/index.docx
+++ b/en/index.docx
@@ -3138,7 +3138,7 @@
         <w:rPr>
           <w:rStyle w:val="VerbatimChar"/>
         </w:rPr>
-        <w:t xml:space="preserve">BASE &lt;https://example.org/&gt;</w:t>
+        <w:t xml:space="preserve">BASE &lt;https://agriculture.ld.admin.ch/eCH-1234/2/&gt;</w:t>
       </w:r>
       <w:r>
         <w:br/>
@@ -3220,7 +3220,7 @@
         <w:rPr>
           <w:rStyle w:val="VerbatimChar"/>
         </w:rPr>
-        <w:t xml:space="preserve">@base &lt;http://example.org/&gt; .</w:t>
+        <w:t xml:space="preserve">@base &lt;https://agriculture.ld.admin.ch/eCH-1234/2/&gt; .</w:t>
       </w:r>
       <w:r>
         <w:br/>
@@ -3229,7 +3229,7 @@
         <w:rPr>
           <w:rStyle w:val="VerbatimChar"/>
         </w:rPr>
-        <w:t xml:space="preserve">@prefix genre: &lt;http://example.org/genre/&gt; .</w:t>
+        <w:t xml:space="preserve">@prefix genre: &lt;https://agriculture.ld.admin.ch/eCH-1234/2/genre/&gt; .</w:t>
       </w:r>
       <w:r>
         <w:br/>

--- a/en/index.docx
+++ b/en/index.docx
@@ -3609,10 +3609,9 @@
               <w:tblLook w:firstRow="1" w:lastRow="0" w:firstColumn="0" w:lastColumn="0" w:noHBand="0" w:noVBand="0" w:val="0020"/>
             </w:tblPr>
             <w:tblGrid>
-              <w:gridCol w:w="1188"/>
               <w:gridCol w:w="1584"/>
-              <w:gridCol w:w="3168"/>
               <w:gridCol w:w="1980"/>
+              <w:gridCol w:w="4356"/>
             </w:tblGrid>
             <w:tr>
               <w:trPr>
@@ -3654,19 +3653,6 @@
                   </w:pPr>
                   <w:r>
                     <w:t xml:space="preserve">Description</w:t>
-                  </w:r>
-                </w:p>
-              </w:tc>
-              <w:tc>
-                <w:tcPr/>
-                <w:p>
-                  <w:pPr>
-                    <w:pStyle w:val="Compact"/>
-                    <w:jc w:val="left"/>
-                    <w:jc w:val="center"/>
-                  </w:pPr>
-                  <w:r>
-                    <w:t xml:space="preserve">Relations</w:t>
                   </w:r>
                 </w:p>
               </w:tc>
@@ -3722,16 +3708,14 @@
                     <w:jc w:val="center"/>
                   </w:pPr>
                   <w:r>
-                    <w:t xml:space="preserve">The official Linked Data service of the Swiss Federal Administration, acting as a triple store.</w:t>
-                  </w:r>
-                </w:p>
-              </w:tc>
-              <w:tc>
-                <w:tcPr/>
-                <w:p>
-                  <w:pPr>
-                    <w:pStyle w:val="Compact"/>
-                  </w:pPr>
+                    <w:t xml:space="preserve">The official Linked Data service of the Swiss Federal</w:t>
+                  </w:r>
+                  <w:r>
+                    <w:t xml:space="preserve"> </w:t>
+                  </w:r>
+                  <w:r>
+                    <w:t xml:space="preserve">Administration, acting as a triple store.</w:t>
+                  </w:r>
                 </w:p>
               </w:tc>
             </w:tr>
@@ -3767,12 +3751,26 @@
                       <w:b/>
                       <w:bCs/>
                     </w:rPr>
-                    <w:t xml:space="preserve">Resource Description Framework</w:t>
-                  </w:r>
-                  <w:r>
+                    <w:t xml:space="preserve">Resource Description</w:t>
+                  </w:r>
+                  <w:r>
+                    <w:rPr>
+                      <w:b/>
+                      <w:bCs/>
+                    </w:rPr>
                     <w:t xml:space="preserve"> </w:t>
                   </w:r>
                   <w:r>
+                    <w:rPr>
+                      <w:b/>
+                      <w:bCs/>
+                    </w:rPr>
+                    <w:t xml:space="preserve">Framework</w:t>
+                  </w:r>
+                  <w:r>
+                    <w:t xml:space="preserve"> </w:t>
+                  </w:r>
+                  <w:r>
                     <w:t xml:space="preserve">(RDF)</w:t>
                   </w:r>
                 </w:p>
@@ -3786,16 +3784,20 @@
                     <w:jc w:val="center"/>
                   </w:pPr>
                   <w:r>
-                    <w:t xml:space="preserve">A central standard of the World Wide Web Consortium (W3C) for modeling data structures on the Web. Information is represented as networked graphs rather than in traditional tables.</w:t>
-                  </w:r>
-                </w:p>
-              </w:tc>
-              <w:tc>
-                <w:tcPr/>
-                <w:p>
-                  <w:pPr>
-                    <w:pStyle w:val="Compact"/>
-                  </w:pPr>
+                    <w:t xml:space="preserve">A central standard of the World Wide Web Consortium (W3C) for</w:t>
+                  </w:r>
+                  <w:r>
+                    <w:t xml:space="preserve"> </w:t>
+                  </w:r>
+                  <w:r>
+                    <w:t xml:space="preserve">modeling data structures on the Web. Information is represented</w:t>
+                  </w:r>
+                  <w:r>
+                    <w:t xml:space="preserve"> </w:t>
+                  </w:r>
+                  <w:r>
+                    <w:t xml:space="preserve">as networked graphs rather than in traditional tables.</w:t>
+                  </w:r>
                 </w:p>
               </w:tc>
             </w:tr>
@@ -3839,20 +3841,21 @@
                 <w:tcPr/>
                 <w:p>
                   <w:pPr>
-                    <w:pStyle w:val="Compact"/>
                     <w:jc w:val="left"/>
                     <w:jc w:val="center"/>
                   </w:pPr>
                   <w:r>
-                    <w:t xml:space="preserve">The basic structure of a statement in RDF, consisting of a subject, predicate, and object.</w:t>
-                  </w:r>
-                </w:p>
-              </w:tc>
-              <w:tc>
-                <w:tcPr/>
-                <w:p>
-                  <w:pPr>
-                    <w:pStyle w:val="Compact"/>
+                    <w:t xml:space="preserve">The basic structure of a statement in RDF, consisting of a</w:t>
+                  </w:r>
+                  <w:r>
+                    <w:t xml:space="preserve"> </w:t>
+                  </w:r>
+                  <w:r>
+                    <w:t xml:space="preserve">subject, predicate, and object.</w:t>
+                  </w:r>
+                </w:p>
+                <w:p>
+                  <w:pPr>
                     <w:jc w:val="left"/>
                     <w:jc w:val="center"/>
                   </w:pPr>
